--- a/d9_dart_new_features.docx
+++ b/d9_dart_new_features.docx
@@ -46,6 +46,7 @@
         </w:rPr>
         <w:t xml:space="preserve">Dot Short-hand for </w:t>
       </w:r>
+      <w:proofErr w:type="spellStart"/>
       <w:r>
         <w:rPr>
           <w:rFonts w:ascii="Calibri" w:hAnsi="Calibri" w:cs="Calibri"/>
@@ -56,6 +57,7 @@
         </w:rPr>
         <w:t>enum</w:t>
       </w:r>
+      <w:proofErr w:type="spellEnd"/>
       <w:r>
         <w:rPr>
           <w:rFonts w:ascii="Calibri" w:hAnsi="Calibri" w:cs="Calibri"/>
@@ -78,7 +80,25 @@
           <w:sz w:val="32"/>
           <w:szCs w:val="32"/>
         </w:rPr>
-        <w:t>……..1</w:t>
+        <w:t>…</w:t>
+      </w:r>
+      <w:proofErr w:type="gramStart"/>
+      <w:r>
+        <w:rPr>
+          <w:rFonts w:ascii="Calibri" w:hAnsi="Calibri" w:cs="Calibri"/>
+          <w:sz w:val="32"/>
+          <w:szCs w:val="32"/>
+        </w:rPr>
+        <w:t>…..</w:t>
+      </w:r>
+      <w:proofErr w:type="gramEnd"/>
+      <w:r>
+        <w:rPr>
+          <w:rFonts w:ascii="Calibri" w:hAnsi="Calibri" w:cs="Calibri"/>
+          <w:sz w:val="32"/>
+          <w:szCs w:val="32"/>
+        </w:rPr>
+        <w:t>1</w:t>
       </w:r>
     </w:p>
     <w:p>
@@ -197,7 +217,25 @@
           <w:sz w:val="32"/>
           <w:szCs w:val="32"/>
         </w:rPr>
-        <w:t>Dart pub cache cleaning (free storage)………………………</w:t>
+        <w:t xml:space="preserve">Dart pub cache cleaning (free </w:t>
+      </w:r>
+      <w:proofErr w:type="gramStart"/>
+      <w:r>
+        <w:rPr>
+          <w:rFonts w:ascii="Calibri" w:hAnsi="Calibri" w:cs="Calibri"/>
+          <w:sz w:val="32"/>
+          <w:szCs w:val="32"/>
+        </w:rPr>
+        <w:t>storage)…</w:t>
+      </w:r>
+      <w:proofErr w:type="gramEnd"/>
+      <w:r>
+        <w:rPr>
+          <w:rFonts w:ascii="Calibri" w:hAnsi="Calibri" w:cs="Calibri"/>
+          <w:sz w:val="32"/>
+          <w:szCs w:val="32"/>
+        </w:rPr>
+        <w:t>……………………</w:t>
       </w:r>
       <w:r>
         <w:rPr>
@@ -244,8 +282,18 @@
           <w:sz w:val="32"/>
           <w:szCs w:val="32"/>
         </w:rPr>
-        <w:t>……………………..</w:t>
-      </w:r>
+        <w:t>…………………</w:t>
+      </w:r>
+      <w:proofErr w:type="gramStart"/>
+      <w:r>
+        <w:rPr>
+          <w:rFonts w:ascii="Calibri" w:hAnsi="Calibri" w:cs="Calibri"/>
+          <w:sz w:val="32"/>
+          <w:szCs w:val="32"/>
+        </w:rPr>
+        <w:t>…..</w:t>
+      </w:r>
+      <w:proofErr w:type="gramEnd"/>
       <w:r>
         <w:rPr>
           <w:rFonts w:ascii="Calibri" w:hAnsi="Calibri" w:cs="Calibri"/>
@@ -329,7 +377,29 @@
           <w:sz w:val="36"/>
           <w:szCs w:val="36"/>
         </w:rPr>
-        <w:t>Dot Short-Hands for enum:</w:t>
+        <w:t xml:space="preserve">Dot Short-Hands for </w:t>
+      </w:r>
+      <w:proofErr w:type="spellStart"/>
+      <w:r>
+        <w:rPr>
+          <w:rFonts w:ascii="Calibri" w:hAnsi="Calibri" w:cs="Calibri"/>
+          <w:b/>
+          <w:bCs/>
+          <w:sz w:val="36"/>
+          <w:szCs w:val="36"/>
+        </w:rPr>
+        <w:t>enum</w:t>
+      </w:r>
+      <w:proofErr w:type="spellEnd"/>
+      <w:r>
+        <w:rPr>
+          <w:rFonts w:ascii="Calibri" w:hAnsi="Calibri" w:cs="Calibri"/>
+          <w:b/>
+          <w:bCs/>
+          <w:sz w:val="36"/>
+          <w:szCs w:val="36"/>
+        </w:rPr>
+        <w:t>:</w:t>
       </w:r>
     </w:p>
     <w:p>
@@ -359,15 +429,27 @@
         </w:rPr>
         <w:t xml:space="preserve">Dart 3.10 introduced “contextual shorthand” for </w:t>
       </w:r>
-      <w:r>
-        <w:rPr>
-          <w:rFonts w:ascii="Calibri" w:hAnsi="Calibri" w:cs="Calibri"/>
-          <w:b/>
-          <w:bCs/>
-          <w:sz w:val="36"/>
-          <w:szCs w:val="36"/>
-        </w:rPr>
-        <w:t xml:space="preserve">enum </w:t>
+      <w:proofErr w:type="spellStart"/>
+      <w:r>
+        <w:rPr>
+          <w:rFonts w:ascii="Calibri" w:hAnsi="Calibri" w:cs="Calibri"/>
+          <w:b/>
+          <w:bCs/>
+          <w:sz w:val="36"/>
+          <w:szCs w:val="36"/>
+        </w:rPr>
+        <w:t>enum</w:t>
+      </w:r>
+      <w:proofErr w:type="spellEnd"/>
+      <w:r>
+        <w:rPr>
+          <w:rFonts w:ascii="Calibri" w:hAnsi="Calibri" w:cs="Calibri"/>
+          <w:b/>
+          <w:bCs/>
+          <w:sz w:val="36"/>
+          <w:szCs w:val="36"/>
+        </w:rPr>
+        <w:t xml:space="preserve"> </w:t>
       </w:r>
       <w:r>
         <w:rPr>
@@ -385,6 +467,7 @@
         </w:rPr>
         <w:t xml:space="preserve"> When a parameter expects an </w:t>
       </w:r>
+      <w:proofErr w:type="spellStart"/>
       <w:r>
         <w:rPr>
           <w:rFonts w:ascii="Calibri" w:hAnsi="Calibri" w:cs="Calibri"/>
@@ -395,6 +478,7 @@
         </w:rPr>
         <w:t>enum</w:t>
       </w:r>
+      <w:proofErr w:type="spellEnd"/>
       <w:r>
         <w:rPr>
           <w:rFonts w:ascii="Calibri" w:hAnsi="Calibri" w:cs="Calibri"/>
@@ -403,15 +487,49 @@
         </w:rPr>
         <w:t xml:space="preserve"> type like this </w:t>
       </w:r>
-      <w:r>
-        <w:rPr>
-          <w:rFonts w:ascii="Calibri" w:hAnsi="Calibri" w:cs="Calibri"/>
-          <w:b/>
-          <w:bCs/>
-          <w:sz w:val="36"/>
-          <w:szCs w:val="36"/>
-        </w:rPr>
-        <w:t xml:space="preserve">crossAxisAlignment: CrossAxisAlignment </w:t>
+      <w:proofErr w:type="spellStart"/>
+      <w:r>
+        <w:rPr>
+          <w:rFonts w:ascii="Calibri" w:hAnsi="Calibri" w:cs="Calibri"/>
+          <w:b/>
+          <w:bCs/>
+          <w:sz w:val="36"/>
+          <w:szCs w:val="36"/>
+        </w:rPr>
+        <w:t>crossAxisAlignment</w:t>
+      </w:r>
+      <w:proofErr w:type="spellEnd"/>
+      <w:r>
+        <w:rPr>
+          <w:rFonts w:ascii="Calibri" w:hAnsi="Calibri" w:cs="Calibri"/>
+          <w:b/>
+          <w:bCs/>
+          <w:sz w:val="36"/>
+          <w:szCs w:val="36"/>
+        </w:rPr>
+        <w:t xml:space="preserve">: </w:t>
+      </w:r>
+      <w:proofErr w:type="spellStart"/>
+      <w:r>
+        <w:rPr>
+          <w:rFonts w:ascii="Calibri" w:hAnsi="Calibri" w:cs="Calibri"/>
+          <w:b/>
+          <w:bCs/>
+          <w:sz w:val="36"/>
+          <w:szCs w:val="36"/>
+        </w:rPr>
+        <w:t>CrossAxisAlignment</w:t>
+      </w:r>
+      <w:proofErr w:type="spellEnd"/>
+      <w:r>
+        <w:rPr>
+          <w:rFonts w:ascii="Calibri" w:hAnsi="Calibri" w:cs="Calibri"/>
+          <w:b/>
+          <w:bCs/>
+          <w:sz w:val="36"/>
+          <w:szCs w:val="36"/>
+        </w:rPr>
+        <w:t xml:space="preserve"> </w:t>
       </w:r>
       <w:r>
         <w:rPr>
@@ -429,6 +547,7 @@
         </w:rPr>
         <w:t xml:space="preserve"> </w:t>
       </w:r>
+      <w:proofErr w:type="spellStart"/>
       <w:r>
         <w:rPr>
           <w:rFonts w:ascii="Calibri" w:hAnsi="Calibri" w:cs="Calibri"/>
@@ -439,13 +558,23 @@
         </w:rPr>
         <w:t>CrossAxisAlignment.start</w:t>
       </w:r>
-      <w:r>
-        <w:rPr>
-          <w:rFonts w:ascii="Calibri" w:hAnsi="Calibri" w:cs="Calibri"/>
-          <w:sz w:val="36"/>
-          <w:szCs w:val="36"/>
-        </w:rPr>
-        <w:t xml:space="preserve"> we can simply write </w:t>
+      <w:proofErr w:type="spellEnd"/>
+      <w:r>
+        <w:rPr>
+          <w:rFonts w:ascii="Calibri" w:hAnsi="Calibri" w:cs="Calibri"/>
+          <w:sz w:val="36"/>
+          <w:szCs w:val="36"/>
+        </w:rPr>
+        <w:t xml:space="preserve"> we can simply </w:t>
+      </w:r>
+      <w:proofErr w:type="gramStart"/>
+      <w:r>
+        <w:rPr>
+          <w:rFonts w:ascii="Calibri" w:hAnsi="Calibri" w:cs="Calibri"/>
+          <w:sz w:val="36"/>
+          <w:szCs w:val="36"/>
+        </w:rPr>
+        <w:t xml:space="preserve">write </w:t>
       </w:r>
       <w:r>
         <w:rPr>
@@ -457,6 +586,7 @@
         </w:rPr>
         <w:t>.start</w:t>
       </w:r>
+      <w:proofErr w:type="gramEnd"/>
     </w:p>
     <w:p>
       <w:pPr>
@@ -488,6 +618,7 @@
           <w:szCs w:val="36"/>
         </w:rPr>
       </w:pPr>
+      <w:proofErr w:type="gramStart"/>
       <w:r>
         <w:rPr>
           <w:rFonts w:ascii="Calibri" w:hAnsi="Calibri" w:cs="Calibri"/>
@@ -499,29 +630,78 @@
         </w:rPr>
         <w:t>Row(</w:t>
       </w:r>
-    </w:p>
-    <w:p>
-      <w:pPr>
-        <w:jc w:val="both"/>
-        <w:rPr>
-          <w:rFonts w:ascii="Calibri" w:hAnsi="Calibri" w:cs="Calibri"/>
-          <w:b/>
-          <w:bCs/>
-          <w:color w:val="D86DCB" w:themeColor="accent5" w:themeTint="99"/>
-          <w:sz w:val="36"/>
-          <w:szCs w:val="36"/>
-        </w:rPr>
-      </w:pPr>
-      <w:r>
-        <w:rPr>
-          <w:rFonts w:ascii="Calibri" w:hAnsi="Calibri" w:cs="Calibri"/>
-          <w:b/>
-          <w:bCs/>
-          <w:color w:val="D86DCB" w:themeColor="accent5" w:themeTint="99"/>
-          <w:sz w:val="36"/>
-          <w:szCs w:val="36"/>
-        </w:rPr>
-        <w:t xml:space="preserve">  crossAxisAlignment: CrossAxisAlignment.start,</w:t>
+      <w:proofErr w:type="gramEnd"/>
+    </w:p>
+    <w:p>
+      <w:pPr>
+        <w:jc w:val="both"/>
+        <w:rPr>
+          <w:rFonts w:ascii="Calibri" w:hAnsi="Calibri" w:cs="Calibri"/>
+          <w:b/>
+          <w:bCs/>
+          <w:color w:val="D86DCB" w:themeColor="accent5" w:themeTint="99"/>
+          <w:sz w:val="36"/>
+          <w:szCs w:val="36"/>
+        </w:rPr>
+      </w:pPr>
+      <w:r>
+        <w:rPr>
+          <w:rFonts w:ascii="Calibri" w:hAnsi="Calibri" w:cs="Calibri"/>
+          <w:b/>
+          <w:bCs/>
+          <w:color w:val="D86DCB" w:themeColor="accent5" w:themeTint="99"/>
+          <w:sz w:val="36"/>
+          <w:szCs w:val="36"/>
+        </w:rPr>
+        <w:t xml:space="preserve">  </w:t>
+      </w:r>
+      <w:proofErr w:type="spellStart"/>
+      <w:r>
+        <w:rPr>
+          <w:rFonts w:ascii="Calibri" w:hAnsi="Calibri" w:cs="Calibri"/>
+          <w:b/>
+          <w:bCs/>
+          <w:color w:val="D86DCB" w:themeColor="accent5" w:themeTint="99"/>
+          <w:sz w:val="36"/>
+          <w:szCs w:val="36"/>
+        </w:rPr>
+        <w:t>crossAxisAlignment</w:t>
+      </w:r>
+      <w:proofErr w:type="spellEnd"/>
+      <w:r>
+        <w:rPr>
+          <w:rFonts w:ascii="Calibri" w:hAnsi="Calibri" w:cs="Calibri"/>
+          <w:b/>
+          <w:bCs/>
+          <w:color w:val="D86DCB" w:themeColor="accent5" w:themeTint="99"/>
+          <w:sz w:val="36"/>
+          <w:szCs w:val="36"/>
+        </w:rPr>
+        <w:t xml:space="preserve">: </w:t>
+      </w:r>
+      <w:proofErr w:type="spellStart"/>
+      <w:r>
+        <w:rPr>
+          <w:rFonts w:ascii="Calibri" w:hAnsi="Calibri" w:cs="Calibri"/>
+          <w:b/>
+          <w:bCs/>
+          <w:color w:val="D86DCB" w:themeColor="accent5" w:themeTint="99"/>
+          <w:sz w:val="36"/>
+          <w:szCs w:val="36"/>
+        </w:rPr>
+        <w:t>CrossAxisAlignment.start</w:t>
+      </w:r>
+      <w:proofErr w:type="spellEnd"/>
+      <w:r>
+        <w:rPr>
+          <w:rFonts w:ascii="Calibri" w:hAnsi="Calibri" w:cs="Calibri"/>
+          <w:b/>
+          <w:bCs/>
+          <w:color w:val="D86DCB" w:themeColor="accent5" w:themeTint="99"/>
+          <w:sz w:val="36"/>
+          <w:szCs w:val="36"/>
+        </w:rPr>
+        <w:t>,</w:t>
       </w:r>
     </w:p>
     <w:p>
@@ -578,6 +758,7 @@
           <w:szCs w:val="36"/>
         </w:rPr>
       </w:pPr>
+      <w:proofErr w:type="gramStart"/>
       <w:r>
         <w:rPr>
           <w:rFonts w:ascii="Calibri" w:hAnsi="Calibri" w:cs="Calibri"/>
@@ -589,29 +770,78 @@
         </w:rPr>
         <w:t>Row(</w:t>
       </w:r>
-    </w:p>
-    <w:p>
-      <w:pPr>
-        <w:jc w:val="both"/>
-        <w:rPr>
-          <w:rFonts w:ascii="Calibri" w:hAnsi="Calibri" w:cs="Calibri"/>
-          <w:b/>
-          <w:bCs/>
-          <w:color w:val="D86DCB" w:themeColor="accent5" w:themeTint="99"/>
-          <w:sz w:val="36"/>
-          <w:szCs w:val="36"/>
-        </w:rPr>
-      </w:pPr>
-      <w:r>
-        <w:rPr>
-          <w:rFonts w:ascii="Calibri" w:hAnsi="Calibri" w:cs="Calibri"/>
-          <w:b/>
-          <w:bCs/>
-          <w:color w:val="D86DCB" w:themeColor="accent5" w:themeTint="99"/>
-          <w:sz w:val="36"/>
-          <w:szCs w:val="36"/>
-        </w:rPr>
-        <w:t xml:space="preserve">  crossAxisAlignment: CrossAxisAlignment.start,</w:t>
+      <w:proofErr w:type="gramEnd"/>
+    </w:p>
+    <w:p>
+      <w:pPr>
+        <w:jc w:val="both"/>
+        <w:rPr>
+          <w:rFonts w:ascii="Calibri" w:hAnsi="Calibri" w:cs="Calibri"/>
+          <w:b/>
+          <w:bCs/>
+          <w:color w:val="D86DCB" w:themeColor="accent5" w:themeTint="99"/>
+          <w:sz w:val="36"/>
+          <w:szCs w:val="36"/>
+        </w:rPr>
+      </w:pPr>
+      <w:r>
+        <w:rPr>
+          <w:rFonts w:ascii="Calibri" w:hAnsi="Calibri" w:cs="Calibri"/>
+          <w:b/>
+          <w:bCs/>
+          <w:color w:val="D86DCB" w:themeColor="accent5" w:themeTint="99"/>
+          <w:sz w:val="36"/>
+          <w:szCs w:val="36"/>
+        </w:rPr>
+        <w:t xml:space="preserve">  </w:t>
+      </w:r>
+      <w:proofErr w:type="spellStart"/>
+      <w:r>
+        <w:rPr>
+          <w:rFonts w:ascii="Calibri" w:hAnsi="Calibri" w:cs="Calibri"/>
+          <w:b/>
+          <w:bCs/>
+          <w:color w:val="D86DCB" w:themeColor="accent5" w:themeTint="99"/>
+          <w:sz w:val="36"/>
+          <w:szCs w:val="36"/>
+        </w:rPr>
+        <w:t>crossAxisAlignment</w:t>
+      </w:r>
+      <w:proofErr w:type="spellEnd"/>
+      <w:r>
+        <w:rPr>
+          <w:rFonts w:ascii="Calibri" w:hAnsi="Calibri" w:cs="Calibri"/>
+          <w:b/>
+          <w:bCs/>
+          <w:color w:val="D86DCB" w:themeColor="accent5" w:themeTint="99"/>
+          <w:sz w:val="36"/>
+          <w:szCs w:val="36"/>
+        </w:rPr>
+        <w:t xml:space="preserve">: </w:t>
+      </w:r>
+      <w:proofErr w:type="spellStart"/>
+      <w:r>
+        <w:rPr>
+          <w:rFonts w:ascii="Calibri" w:hAnsi="Calibri" w:cs="Calibri"/>
+          <w:b/>
+          <w:bCs/>
+          <w:color w:val="D86DCB" w:themeColor="accent5" w:themeTint="99"/>
+          <w:sz w:val="36"/>
+          <w:szCs w:val="36"/>
+        </w:rPr>
+        <w:t>CrossAxisAlignment.start</w:t>
+      </w:r>
+      <w:proofErr w:type="spellEnd"/>
+      <w:r>
+        <w:rPr>
+          <w:rFonts w:ascii="Calibri" w:hAnsi="Calibri" w:cs="Calibri"/>
+          <w:b/>
+          <w:bCs/>
+          <w:color w:val="D86DCB" w:themeColor="accent5" w:themeTint="99"/>
+          <w:sz w:val="36"/>
+          <w:szCs w:val="36"/>
+        </w:rPr>
+        <w:t>,</w:t>
       </w:r>
     </w:p>
     <w:p>
@@ -673,15 +903,35 @@
           <w:sz w:val="36"/>
           <w:szCs w:val="36"/>
         </w:rPr>
-        <w:t xml:space="preserve"> enum’</w:t>
-      </w:r>
-      <w:r>
-        <w:rPr>
-          <w:rFonts w:ascii="Calibri" w:hAnsi="Calibri" w:cs="Calibri"/>
-          <w:sz w:val="36"/>
-          <w:szCs w:val="36"/>
-        </w:rPr>
-        <w:t>s in Flutter:</w:t>
+        <w:t xml:space="preserve"> </w:t>
+      </w:r>
+      <w:proofErr w:type="spellStart"/>
+      <w:r>
+        <w:rPr>
+          <w:rFonts w:ascii="Calibri" w:hAnsi="Calibri" w:cs="Calibri"/>
+          <w:b/>
+          <w:bCs/>
+          <w:sz w:val="36"/>
+          <w:szCs w:val="36"/>
+        </w:rPr>
+        <w:t>enum’</w:t>
+      </w:r>
+      <w:r>
+        <w:rPr>
+          <w:rFonts w:ascii="Calibri" w:hAnsi="Calibri" w:cs="Calibri"/>
+          <w:sz w:val="36"/>
+          <w:szCs w:val="36"/>
+        </w:rPr>
+        <w:t>s</w:t>
+      </w:r>
+      <w:proofErr w:type="spellEnd"/>
+      <w:r>
+        <w:rPr>
+          <w:rFonts w:ascii="Calibri" w:hAnsi="Calibri" w:cs="Calibri"/>
+          <w:sz w:val="36"/>
+          <w:szCs w:val="36"/>
+        </w:rPr>
+        <w:t xml:space="preserve"> in Flutter:</w:t>
       </w:r>
     </w:p>
     <w:p>
@@ -735,7 +985,29 @@
           <w:sz w:val="36"/>
           <w:szCs w:val="36"/>
         </w:rPr>
-        <w:t xml:space="preserve"> alignment: .center,</w:t>
+        <w:t xml:space="preserve"> alignment</w:t>
+      </w:r>
+      <w:proofErr w:type="gramStart"/>
+      <w:r>
+        <w:rPr>
+          <w:rFonts w:ascii="Calibri" w:hAnsi="Calibri" w:cs="Calibri"/>
+          <w:b/>
+          <w:bCs/>
+          <w:sz w:val="36"/>
+          <w:szCs w:val="36"/>
+        </w:rPr>
+        <w:t>: .center</w:t>
+      </w:r>
+      <w:proofErr w:type="gramEnd"/>
+      <w:r>
+        <w:rPr>
+          <w:rFonts w:ascii="Calibri" w:hAnsi="Calibri" w:cs="Calibri"/>
+          <w:b/>
+          <w:bCs/>
+          <w:sz w:val="36"/>
+          <w:szCs w:val="36"/>
+        </w:rPr>
+        <w:t>,</w:t>
       </w:r>
     </w:p>
     <w:p>
@@ -755,13 +1027,23 @@
           <w:szCs w:val="36"/>
         </w:rPr>
       </w:pPr>
-      <w:r>
-        <w:rPr>
-          <w:rFonts w:ascii="Calibri" w:hAnsi="Calibri" w:cs="Calibri"/>
-          <w:sz w:val="36"/>
-          <w:szCs w:val="36"/>
-        </w:rPr>
-        <w:t>TextAlign:</w:t>
+      <w:proofErr w:type="spellStart"/>
+      <w:r>
+        <w:rPr>
+          <w:rFonts w:ascii="Calibri" w:hAnsi="Calibri" w:cs="Calibri"/>
+          <w:sz w:val="36"/>
+          <w:szCs w:val="36"/>
+        </w:rPr>
+        <w:t>TextAlign</w:t>
+      </w:r>
+      <w:proofErr w:type="spellEnd"/>
+      <w:r>
+        <w:rPr>
+          <w:rFonts w:ascii="Calibri" w:hAnsi="Calibri" w:cs="Calibri"/>
+          <w:sz w:val="36"/>
+          <w:szCs w:val="36"/>
+        </w:rPr>
+        <w:t>:</w:t>
       </w:r>
       <w:r>
         <w:rPr>
@@ -789,7 +1071,41 @@
           <w:sz w:val="36"/>
           <w:szCs w:val="36"/>
         </w:rPr>
-        <w:t xml:space="preserve">  textAlign: .right,</w:t>
+        <w:t xml:space="preserve">  </w:t>
+      </w:r>
+      <w:proofErr w:type="spellStart"/>
+      <w:r>
+        <w:rPr>
+          <w:rFonts w:ascii="Calibri" w:hAnsi="Calibri" w:cs="Calibri"/>
+          <w:b/>
+          <w:bCs/>
+          <w:sz w:val="36"/>
+          <w:szCs w:val="36"/>
+        </w:rPr>
+        <w:t>textAlign</w:t>
+      </w:r>
+      <w:proofErr w:type="spellEnd"/>
+      <w:proofErr w:type="gramStart"/>
+      <w:r>
+        <w:rPr>
+          <w:rFonts w:ascii="Calibri" w:hAnsi="Calibri" w:cs="Calibri"/>
+          <w:b/>
+          <w:bCs/>
+          <w:sz w:val="36"/>
+          <w:szCs w:val="36"/>
+        </w:rPr>
+        <w:t>: .right</w:t>
+      </w:r>
+      <w:proofErr w:type="gramEnd"/>
+      <w:r>
+        <w:rPr>
+          <w:rFonts w:ascii="Calibri" w:hAnsi="Calibri" w:cs="Calibri"/>
+          <w:b/>
+          <w:bCs/>
+          <w:sz w:val="36"/>
+          <w:szCs w:val="36"/>
+        </w:rPr>
+        <w:t>,</w:t>
       </w:r>
     </w:p>
     <w:p>
@@ -809,13 +1125,23 @@
           <w:szCs w:val="36"/>
         </w:rPr>
       </w:pPr>
-      <w:r>
-        <w:rPr>
-          <w:rFonts w:ascii="Calibri" w:hAnsi="Calibri" w:cs="Calibri"/>
-          <w:sz w:val="36"/>
-          <w:szCs w:val="36"/>
-        </w:rPr>
-        <w:t>MainAxisAlignment:</w:t>
+      <w:proofErr w:type="spellStart"/>
+      <w:r>
+        <w:rPr>
+          <w:rFonts w:ascii="Calibri" w:hAnsi="Calibri" w:cs="Calibri"/>
+          <w:sz w:val="36"/>
+          <w:szCs w:val="36"/>
+        </w:rPr>
+        <w:t>MainAxisAlignment</w:t>
+      </w:r>
+      <w:proofErr w:type="spellEnd"/>
+      <w:r>
+        <w:rPr>
+          <w:rFonts w:ascii="Calibri" w:hAnsi="Calibri" w:cs="Calibri"/>
+          <w:sz w:val="36"/>
+          <w:szCs w:val="36"/>
+        </w:rPr>
+        <w:t>:</w:t>
       </w:r>
       <w:r>
         <w:rPr>
@@ -843,7 +1169,53 @@
           <w:sz w:val="36"/>
           <w:szCs w:val="36"/>
         </w:rPr>
-        <w:t xml:space="preserve"> mainAxisAlignment: .spaceBetween,</w:t>
+        <w:t xml:space="preserve"> </w:t>
+      </w:r>
+      <w:proofErr w:type="spellStart"/>
+      <w:r>
+        <w:rPr>
+          <w:rFonts w:ascii="Calibri" w:hAnsi="Calibri" w:cs="Calibri"/>
+          <w:b/>
+          <w:bCs/>
+          <w:sz w:val="36"/>
+          <w:szCs w:val="36"/>
+        </w:rPr>
+        <w:t>mainAxisAlignment</w:t>
+      </w:r>
+      <w:proofErr w:type="spellEnd"/>
+      <w:proofErr w:type="gramStart"/>
+      <w:r>
+        <w:rPr>
+          <w:rFonts w:ascii="Calibri" w:hAnsi="Calibri" w:cs="Calibri"/>
+          <w:b/>
+          <w:bCs/>
+          <w:sz w:val="36"/>
+          <w:szCs w:val="36"/>
+        </w:rPr>
+        <w:t>: .</w:t>
+      </w:r>
+      <w:proofErr w:type="spellStart"/>
+      <w:r>
+        <w:rPr>
+          <w:rFonts w:ascii="Calibri" w:hAnsi="Calibri" w:cs="Calibri"/>
+          <w:b/>
+          <w:bCs/>
+          <w:sz w:val="36"/>
+          <w:szCs w:val="36"/>
+        </w:rPr>
+        <w:t>spaceBetween</w:t>
+      </w:r>
+      <w:proofErr w:type="spellEnd"/>
+      <w:proofErr w:type="gramEnd"/>
+      <w:r>
+        <w:rPr>
+          <w:rFonts w:ascii="Calibri" w:hAnsi="Calibri" w:cs="Calibri"/>
+          <w:b/>
+          <w:bCs/>
+          <w:sz w:val="36"/>
+          <w:szCs w:val="36"/>
+        </w:rPr>
+        <w:t>,</w:t>
       </w:r>
     </w:p>
     <w:p>
@@ -875,6 +1247,7 @@
           <w:szCs w:val="36"/>
         </w:rPr>
       </w:pPr>
+      <w:proofErr w:type="spellStart"/>
       <w:r>
         <w:rPr>
           <w:rFonts w:ascii="Calibri" w:hAnsi="Calibri" w:cs="Calibri"/>
@@ -882,7 +1255,16 @@
           <w:szCs w:val="36"/>
         </w:rPr>
         <w:lastRenderedPageBreak/>
-        <w:t>BoxFit:</w:t>
+        <w:t>BoxFit</w:t>
+      </w:r>
+      <w:proofErr w:type="spellEnd"/>
+      <w:r>
+        <w:rPr>
+          <w:rFonts w:ascii="Calibri" w:hAnsi="Calibri" w:cs="Calibri"/>
+          <w:sz w:val="36"/>
+          <w:szCs w:val="36"/>
+        </w:rPr>
+        <w:t>:</w:t>
       </w:r>
       <w:r>
         <w:rPr>
@@ -910,7 +1292,29 @@
           <w:sz w:val="36"/>
           <w:szCs w:val="36"/>
         </w:rPr>
-        <w:t xml:space="preserve"> fit: .cover,</w:t>
+        <w:t xml:space="preserve"> fit</w:t>
+      </w:r>
+      <w:proofErr w:type="gramStart"/>
+      <w:r>
+        <w:rPr>
+          <w:rFonts w:ascii="Calibri" w:hAnsi="Calibri" w:cs="Calibri"/>
+          <w:b/>
+          <w:bCs/>
+          <w:sz w:val="36"/>
+          <w:szCs w:val="36"/>
+        </w:rPr>
+        <w:t>: .cover</w:t>
+      </w:r>
+      <w:proofErr w:type="gramEnd"/>
+      <w:r>
+        <w:rPr>
+          <w:rFonts w:ascii="Calibri" w:hAnsi="Calibri" w:cs="Calibri"/>
+          <w:b/>
+          <w:bCs/>
+          <w:sz w:val="36"/>
+          <w:szCs w:val="36"/>
+        </w:rPr>
+        <w:t>,</w:t>
       </w:r>
     </w:p>
     <w:p>
@@ -954,7 +1358,41 @@
           <w:sz w:val="36"/>
           <w:szCs w:val="36"/>
         </w:rPr>
-        <w:t xml:space="preserve"> scrollDirection: .horizontal,</w:t>
+        <w:t xml:space="preserve"> </w:t>
+      </w:r>
+      <w:proofErr w:type="spellStart"/>
+      <w:r>
+        <w:rPr>
+          <w:rFonts w:ascii="Calibri" w:hAnsi="Calibri" w:cs="Calibri"/>
+          <w:b/>
+          <w:bCs/>
+          <w:sz w:val="36"/>
+          <w:szCs w:val="36"/>
+        </w:rPr>
+        <w:t>scrollDirection</w:t>
+      </w:r>
+      <w:proofErr w:type="spellEnd"/>
+      <w:proofErr w:type="gramStart"/>
+      <w:r>
+        <w:rPr>
+          <w:rFonts w:ascii="Calibri" w:hAnsi="Calibri" w:cs="Calibri"/>
+          <w:b/>
+          <w:bCs/>
+          <w:sz w:val="36"/>
+          <w:szCs w:val="36"/>
+        </w:rPr>
+        <w:t>: .horizontal</w:t>
+      </w:r>
+      <w:proofErr w:type="gramEnd"/>
+      <w:r>
+        <w:rPr>
+          <w:rFonts w:ascii="Calibri" w:hAnsi="Calibri" w:cs="Calibri"/>
+          <w:b/>
+          <w:bCs/>
+          <w:sz w:val="36"/>
+          <w:szCs w:val="36"/>
+        </w:rPr>
+        <w:t>,</w:t>
       </w:r>
     </w:p>
     <w:p>
@@ -974,13 +1412,23 @@
           <w:szCs w:val="36"/>
         </w:rPr>
       </w:pPr>
-      <w:r>
-        <w:rPr>
-          <w:rFonts w:ascii="Calibri" w:hAnsi="Calibri" w:cs="Calibri"/>
-          <w:sz w:val="36"/>
-          <w:szCs w:val="36"/>
-        </w:rPr>
-        <w:t>BlendMode:</w:t>
+      <w:proofErr w:type="spellStart"/>
+      <w:r>
+        <w:rPr>
+          <w:rFonts w:ascii="Calibri" w:hAnsi="Calibri" w:cs="Calibri"/>
+          <w:sz w:val="36"/>
+          <w:szCs w:val="36"/>
+        </w:rPr>
+        <w:t>BlendMode</w:t>
+      </w:r>
+      <w:proofErr w:type="spellEnd"/>
+      <w:r>
+        <w:rPr>
+          <w:rFonts w:ascii="Calibri" w:hAnsi="Calibri" w:cs="Calibri"/>
+          <w:sz w:val="36"/>
+          <w:szCs w:val="36"/>
+        </w:rPr>
+        <w:t>:</w:t>
       </w:r>
       <w:r>
         <w:rPr>
@@ -1008,7 +1456,41 @@
           <w:sz w:val="36"/>
           <w:szCs w:val="36"/>
         </w:rPr>
-        <w:t xml:space="preserve"> colorBlendMode: .multiply,</w:t>
+        <w:t xml:space="preserve"> </w:t>
+      </w:r>
+      <w:proofErr w:type="spellStart"/>
+      <w:r>
+        <w:rPr>
+          <w:rFonts w:ascii="Calibri" w:hAnsi="Calibri" w:cs="Calibri"/>
+          <w:b/>
+          <w:bCs/>
+          <w:sz w:val="36"/>
+          <w:szCs w:val="36"/>
+        </w:rPr>
+        <w:t>colorBlendMode</w:t>
+      </w:r>
+      <w:proofErr w:type="spellEnd"/>
+      <w:proofErr w:type="gramStart"/>
+      <w:r>
+        <w:rPr>
+          <w:rFonts w:ascii="Calibri" w:hAnsi="Calibri" w:cs="Calibri"/>
+          <w:b/>
+          <w:bCs/>
+          <w:sz w:val="36"/>
+          <w:szCs w:val="36"/>
+        </w:rPr>
+        <w:t>: .multiply</w:t>
+      </w:r>
+      <w:proofErr w:type="gramEnd"/>
+      <w:r>
+        <w:rPr>
+          <w:rFonts w:ascii="Calibri" w:hAnsi="Calibri" w:cs="Calibri"/>
+          <w:b/>
+          <w:bCs/>
+          <w:sz w:val="36"/>
+          <w:szCs w:val="36"/>
+        </w:rPr>
+        <w:t>,</w:t>
       </w:r>
     </w:p>
     <w:p>
@@ -1089,59 +1571,139 @@
           <w:szCs w:val="36"/>
         </w:rPr>
       </w:pPr>
-      <w:r>
-        <w:rPr>
-          <w:rFonts w:ascii="Calibri" w:hAnsi="Calibri" w:cs="Calibri"/>
-          <w:b/>
-          <w:bCs/>
-          <w:color w:val="D86DCB" w:themeColor="accent5" w:themeTint="99"/>
-          <w:sz w:val="36"/>
-          <w:szCs w:val="36"/>
-        </w:rPr>
-        <w:t>.title  ≡  this.title</w:t>
-      </w:r>
-    </w:p>
-    <w:p>
-      <w:pPr>
-        <w:jc w:val="both"/>
-        <w:rPr>
-          <w:rFonts w:ascii="Calibri" w:hAnsi="Calibri" w:cs="Calibri"/>
-          <w:sz w:val="36"/>
-          <w:szCs w:val="36"/>
-        </w:rPr>
-      </w:pPr>
-      <w:r>
-        <w:rPr>
-          <w:rFonts w:ascii="Calibri" w:hAnsi="Calibri" w:cs="Calibri"/>
-          <w:sz w:val="36"/>
-          <w:szCs w:val="36"/>
-        </w:rPr>
-        <w:t># Dot shorthand for enums:</w:t>
-      </w:r>
-    </w:p>
-    <w:p>
-      <w:pPr>
-        <w:jc w:val="both"/>
-        <w:rPr>
-          <w:rFonts w:ascii="Calibri" w:hAnsi="Calibri" w:cs="Calibri"/>
-          <w:b/>
-          <w:bCs/>
-          <w:color w:val="D86DCB" w:themeColor="accent5" w:themeTint="99"/>
-          <w:sz w:val="36"/>
-          <w:szCs w:val="36"/>
-        </w:rPr>
-      </w:pPr>
-      <w:r>
-        <w:rPr>
-          <w:rFonts w:ascii="Calibri" w:hAnsi="Calibri" w:cs="Calibri"/>
-          <w:b/>
-          <w:bCs/>
-          <w:color w:val="D86DCB" w:themeColor="accent5" w:themeTint="99"/>
-          <w:sz w:val="36"/>
-          <w:szCs w:val="36"/>
-        </w:rPr>
-        <w:t>.start  ≡  CrossAxisAlignment.start</w:t>
-      </w:r>
+      <w:proofErr w:type="gramStart"/>
+      <w:r>
+        <w:rPr>
+          <w:rFonts w:ascii="Calibri" w:hAnsi="Calibri" w:cs="Calibri"/>
+          <w:b/>
+          <w:bCs/>
+          <w:color w:val="D86DCB" w:themeColor="accent5" w:themeTint="99"/>
+          <w:sz w:val="36"/>
+          <w:szCs w:val="36"/>
+        </w:rPr>
+        <w:t>.title</w:t>
+      </w:r>
+      <w:proofErr w:type="gramEnd"/>
+      <w:r>
+        <w:rPr>
+          <w:rFonts w:ascii="Calibri" w:hAnsi="Calibri" w:cs="Calibri"/>
+          <w:b/>
+          <w:bCs/>
+          <w:color w:val="D86DCB" w:themeColor="accent5" w:themeTint="99"/>
+          <w:sz w:val="36"/>
+          <w:szCs w:val="36"/>
+        </w:rPr>
+        <w:t xml:space="preserve">  ≡  </w:t>
+      </w:r>
+      <w:proofErr w:type="spellStart"/>
+      <w:r>
+        <w:rPr>
+          <w:rFonts w:ascii="Calibri" w:hAnsi="Calibri" w:cs="Calibri"/>
+          <w:b/>
+          <w:bCs/>
+          <w:color w:val="D86DCB" w:themeColor="accent5" w:themeTint="99"/>
+          <w:sz w:val="36"/>
+          <w:szCs w:val="36"/>
+        </w:rPr>
+        <w:t>this.title</w:t>
+      </w:r>
+      <w:proofErr w:type="spellEnd"/>
+    </w:p>
+    <w:p>
+      <w:pPr>
+        <w:jc w:val="both"/>
+        <w:rPr>
+          <w:rFonts w:ascii="Calibri" w:hAnsi="Calibri" w:cs="Calibri"/>
+          <w:sz w:val="36"/>
+          <w:szCs w:val="36"/>
+        </w:rPr>
+      </w:pPr>
+      <w:r>
+        <w:rPr>
+          <w:rFonts w:ascii="Calibri" w:hAnsi="Calibri" w:cs="Calibri"/>
+          <w:sz w:val="36"/>
+          <w:szCs w:val="36"/>
+        </w:rPr>
+        <w:t xml:space="preserve"># Dot shorthand for </w:t>
+      </w:r>
+      <w:proofErr w:type="spellStart"/>
+      <w:r>
+        <w:rPr>
+          <w:rFonts w:ascii="Calibri" w:hAnsi="Calibri" w:cs="Calibri"/>
+          <w:sz w:val="36"/>
+          <w:szCs w:val="36"/>
+        </w:rPr>
+        <w:t>enums</w:t>
+      </w:r>
+      <w:proofErr w:type="spellEnd"/>
+      <w:r>
+        <w:rPr>
+          <w:rFonts w:ascii="Calibri" w:hAnsi="Calibri" w:cs="Calibri"/>
+          <w:sz w:val="36"/>
+          <w:szCs w:val="36"/>
+        </w:rPr>
+        <w:t>:</w:t>
+      </w:r>
+    </w:p>
+    <w:p>
+      <w:pPr>
+        <w:jc w:val="both"/>
+        <w:rPr>
+          <w:rFonts w:ascii="Calibri" w:hAnsi="Calibri" w:cs="Calibri"/>
+          <w:b/>
+          <w:bCs/>
+          <w:color w:val="D86DCB" w:themeColor="accent5" w:themeTint="99"/>
+          <w:sz w:val="36"/>
+          <w:szCs w:val="36"/>
+        </w:rPr>
+      </w:pPr>
+      <w:proofErr w:type="gramStart"/>
+      <w:r>
+        <w:rPr>
+          <w:rFonts w:ascii="Calibri" w:hAnsi="Calibri" w:cs="Calibri"/>
+          <w:b/>
+          <w:bCs/>
+          <w:color w:val="D86DCB" w:themeColor="accent5" w:themeTint="99"/>
+          <w:sz w:val="36"/>
+          <w:szCs w:val="36"/>
+        </w:rPr>
+        <w:t>.start</w:t>
+      </w:r>
+      <w:proofErr w:type="gramEnd"/>
+      <w:r>
+        <w:rPr>
+          <w:rFonts w:ascii="Calibri" w:hAnsi="Calibri" w:cs="Calibri"/>
+          <w:b/>
+          <w:bCs/>
+          <w:color w:val="D86DCB" w:themeColor="accent5" w:themeTint="99"/>
+          <w:sz w:val="36"/>
+          <w:szCs w:val="36"/>
+        </w:rPr>
+        <w:t xml:space="preserve">  ≡  </w:t>
+      </w:r>
+      <w:proofErr w:type="spellStart"/>
+      <w:r>
+        <w:rPr>
+          <w:rFonts w:ascii="Calibri" w:hAnsi="Calibri" w:cs="Calibri"/>
+          <w:b/>
+          <w:bCs/>
+          <w:color w:val="D86DCB" w:themeColor="accent5" w:themeTint="99"/>
+          <w:sz w:val="36"/>
+          <w:szCs w:val="36"/>
+        </w:rPr>
+        <w:t>CrossAxisAlignment.start</w:t>
+      </w:r>
+      <w:proofErr w:type="spellEnd"/>
+    </w:p>
+    <w:p>
+      <w:pPr>
+        <w:jc w:val="both"/>
+        <w:rPr>
+          <w:rFonts w:ascii="Calibri" w:hAnsi="Calibri" w:cs="Calibri"/>
+          <w:sz w:val="36"/>
+          <w:szCs w:val="36"/>
+        </w:rPr>
+      </w:pPr>
     </w:p>
     <w:p>
       <w:pPr>
@@ -1226,8 +1788,20 @@
           <w:sz w:val="36"/>
           <w:szCs w:val="36"/>
         </w:rPr>
-        <w:t xml:space="preserve"> this.age</w:t>
-      </w:r>
+        <w:t xml:space="preserve"> </w:t>
+      </w:r>
+      <w:proofErr w:type="spellStart"/>
+      <w:r>
+        <w:rPr>
+          <w:rFonts w:ascii="Calibri" w:hAnsi="Calibri" w:cs="Calibri"/>
+          <w:b/>
+          <w:bCs/>
+          <w:sz w:val="36"/>
+          <w:szCs w:val="36"/>
+        </w:rPr>
+        <w:t>this.age</w:t>
+      </w:r>
+      <w:proofErr w:type="spellEnd"/>
       <w:r>
         <w:rPr>
           <w:rFonts w:ascii="Calibri" w:hAnsi="Calibri" w:cs="Calibri"/>
@@ -1236,15 +1810,29 @@
         </w:rPr>
         <w:t xml:space="preserve"> and </w:t>
       </w:r>
-      <w:r>
-        <w:rPr>
-          <w:rFonts w:ascii="Calibri" w:hAnsi="Calibri" w:cs="Calibri"/>
-          <w:b/>
-          <w:bCs/>
-          <w:sz w:val="36"/>
-          <w:szCs w:val="36"/>
-        </w:rPr>
-        <w:t>this.calculateBMI()</w:t>
+      <w:proofErr w:type="spellStart"/>
+      <w:proofErr w:type="gramStart"/>
+      <w:r>
+        <w:rPr>
+          <w:rFonts w:ascii="Calibri" w:hAnsi="Calibri" w:cs="Calibri"/>
+          <w:b/>
+          <w:bCs/>
+          <w:sz w:val="36"/>
+          <w:szCs w:val="36"/>
+        </w:rPr>
+        <w:t>this.calculateBMI</w:t>
+      </w:r>
+      <w:proofErr w:type="spellEnd"/>
+      <w:proofErr w:type="gramEnd"/>
+      <w:r>
+        <w:rPr>
+          <w:rFonts w:ascii="Calibri" w:hAnsi="Calibri" w:cs="Calibri"/>
+          <w:b/>
+          <w:bCs/>
+          <w:sz w:val="36"/>
+          <w:szCs w:val="36"/>
+        </w:rPr>
+        <w:t>()</w:t>
       </w:r>
       <w:r>
         <w:rPr>
@@ -1264,6 +1852,7 @@
         </w:rPr>
         <w:t xml:space="preserve"> .name</w:t>
       </w:r>
+      <w:proofErr w:type="gramStart"/>
       <w:r>
         <w:rPr>
           <w:rFonts w:ascii="Calibri" w:hAnsi="Calibri" w:cs="Calibri"/>
@@ -1280,7 +1869,18 @@
           <w:sz w:val="36"/>
           <w:szCs w:val="36"/>
         </w:rPr>
-        <w:t xml:space="preserve">age </w:t>
+        <w:t>age</w:t>
+      </w:r>
+      <w:proofErr w:type="gramEnd"/>
+      <w:r>
+        <w:rPr>
+          <w:rFonts w:ascii="Calibri" w:hAnsi="Calibri" w:cs="Calibri"/>
+          <w:b/>
+          <w:bCs/>
+          <w:sz w:val="36"/>
+          <w:szCs w:val="36"/>
+        </w:rPr>
+        <w:t xml:space="preserve"> </w:t>
       </w:r>
       <w:r>
         <w:rPr>
@@ -1298,7 +1898,29 @@
           <w:sz w:val="36"/>
           <w:szCs w:val="36"/>
         </w:rPr>
-        <w:t>.calculateBMI()</w:t>
+        <w:t>.</w:t>
+      </w:r>
+      <w:proofErr w:type="spellStart"/>
+      <w:r>
+        <w:rPr>
+          <w:rFonts w:ascii="Calibri" w:hAnsi="Calibri" w:cs="Calibri"/>
+          <w:b/>
+          <w:bCs/>
+          <w:sz w:val="36"/>
+          <w:szCs w:val="36"/>
+        </w:rPr>
+        <w:t>calculateBMI</w:t>
+      </w:r>
+      <w:proofErr w:type="spellEnd"/>
+      <w:r>
+        <w:rPr>
+          <w:rFonts w:ascii="Calibri" w:hAnsi="Calibri" w:cs="Calibri"/>
+          <w:b/>
+          <w:bCs/>
+          <w:sz w:val="36"/>
+          <w:szCs w:val="36"/>
+        </w:rPr>
+        <w:t>()</w:t>
       </w:r>
       <w:r>
         <w:rPr>
@@ -1344,6 +1966,7 @@
         </w:rPr>
         <w:t xml:space="preserve">, </w:t>
       </w:r>
+      <w:proofErr w:type="spellStart"/>
       <w:r>
         <w:rPr>
           <w:rFonts w:ascii="Calibri" w:hAnsi="Calibri" w:cs="Calibri"/>
@@ -1354,6 +1977,7 @@
         </w:rPr>
         <w:t>this.age</w:t>
       </w:r>
+      <w:proofErr w:type="spellEnd"/>
       <w:r>
         <w:rPr>
           <w:rFonts w:ascii="Calibri" w:hAnsi="Calibri" w:cs="Calibri"/>
@@ -1362,15 +1986,29 @@
         </w:rPr>
         <w:t xml:space="preserve"> and </w:t>
       </w:r>
-      <w:r>
-        <w:rPr>
-          <w:rFonts w:ascii="Calibri" w:hAnsi="Calibri" w:cs="Calibri"/>
-          <w:b/>
-          <w:bCs/>
-          <w:sz w:val="36"/>
-          <w:szCs w:val="36"/>
-        </w:rPr>
-        <w:t>this.calculateBMI()</w:t>
+      <w:proofErr w:type="spellStart"/>
+      <w:proofErr w:type="gramStart"/>
+      <w:r>
+        <w:rPr>
+          <w:rFonts w:ascii="Calibri" w:hAnsi="Calibri" w:cs="Calibri"/>
+          <w:b/>
+          <w:bCs/>
+          <w:sz w:val="36"/>
+          <w:szCs w:val="36"/>
+        </w:rPr>
+        <w:t>this.calculateBMI</w:t>
+      </w:r>
+      <w:proofErr w:type="spellEnd"/>
+      <w:proofErr w:type="gramEnd"/>
+      <w:r>
+        <w:rPr>
+          <w:rFonts w:ascii="Calibri" w:hAnsi="Calibri" w:cs="Calibri"/>
+          <w:b/>
+          <w:bCs/>
+          <w:sz w:val="36"/>
+          <w:szCs w:val="36"/>
+        </w:rPr>
+        <w:t>()</w:t>
       </w:r>
       <w:r>
         <w:rPr>
@@ -1502,31 +2140,55 @@
           <w:sz w:val="36"/>
           <w:szCs w:val="36"/>
         </w:rPr>
-        <w:t xml:space="preserve">  Person(this.name, this.age);</w:t>
-      </w:r>
-    </w:p>
-    <w:p>
-      <w:pPr>
-        <w:jc w:val="both"/>
-        <w:rPr>
-          <w:rFonts w:ascii="Calibri" w:hAnsi="Calibri" w:cs="Calibri"/>
-          <w:b/>
-          <w:bCs/>
-          <w:color w:val="D86DCB" w:themeColor="accent5" w:themeTint="99"/>
-          <w:sz w:val="36"/>
-          <w:szCs w:val="36"/>
-        </w:rPr>
-      </w:pPr>
-      <w:r>
-        <w:rPr>
-          <w:rFonts w:ascii="Calibri" w:hAnsi="Calibri" w:cs="Calibri"/>
-          <w:b/>
-          <w:bCs/>
-          <w:color w:val="D86DCB" w:themeColor="accent5" w:themeTint="99"/>
-          <w:sz w:val="36"/>
-          <w:szCs w:val="36"/>
-        </w:rPr>
-        <w:t xml:space="preserve">  void printInfo() {</w:t>
+        <w:t xml:space="preserve">  </w:t>
+      </w:r>
+      <w:proofErr w:type="gramStart"/>
+      <w:r>
+        <w:rPr>
+          <w:rFonts w:ascii="Calibri" w:hAnsi="Calibri" w:cs="Calibri"/>
+          <w:b/>
+          <w:bCs/>
+          <w:color w:val="D86DCB" w:themeColor="accent5" w:themeTint="99"/>
+          <w:sz w:val="36"/>
+          <w:szCs w:val="36"/>
+        </w:rPr>
+        <w:t>Person(</w:t>
+      </w:r>
+      <w:proofErr w:type="gramEnd"/>
+      <w:r>
+        <w:rPr>
+          <w:rFonts w:ascii="Calibri" w:hAnsi="Calibri" w:cs="Calibri"/>
+          <w:b/>
+          <w:bCs/>
+          <w:color w:val="D86DCB" w:themeColor="accent5" w:themeTint="99"/>
+          <w:sz w:val="36"/>
+          <w:szCs w:val="36"/>
+        </w:rPr>
+        <w:t xml:space="preserve">this.name, </w:t>
+      </w:r>
+      <w:proofErr w:type="spellStart"/>
+      <w:r>
+        <w:rPr>
+          <w:rFonts w:ascii="Calibri" w:hAnsi="Calibri" w:cs="Calibri"/>
+          <w:b/>
+          <w:bCs/>
+          <w:color w:val="D86DCB" w:themeColor="accent5" w:themeTint="99"/>
+          <w:sz w:val="36"/>
+          <w:szCs w:val="36"/>
+        </w:rPr>
+        <w:t>this.age</w:t>
+      </w:r>
+      <w:proofErr w:type="spellEnd"/>
+      <w:r>
+        <w:rPr>
+          <w:rFonts w:ascii="Calibri" w:hAnsi="Calibri" w:cs="Calibri"/>
+          <w:b/>
+          <w:bCs/>
+          <w:color w:val="D86DCB" w:themeColor="accent5" w:themeTint="99"/>
+          <w:sz w:val="36"/>
+          <w:szCs w:val="36"/>
+        </w:rPr>
+        <w:t>);</w:t>
       </w:r>
     </w:p>
     <w:p>
@@ -1551,6 +2213,67 @@
           <w:szCs w:val="36"/>
         </w:rPr>
         <w:lastRenderedPageBreak/>
+        <w:t xml:space="preserve">  void </w:t>
+      </w:r>
+      <w:proofErr w:type="spellStart"/>
+      <w:proofErr w:type="gramStart"/>
+      <w:r>
+        <w:rPr>
+          <w:rFonts w:ascii="Calibri" w:hAnsi="Calibri" w:cs="Calibri"/>
+          <w:b/>
+          <w:bCs/>
+          <w:color w:val="D86DCB" w:themeColor="accent5" w:themeTint="99"/>
+          <w:sz w:val="36"/>
+          <w:szCs w:val="36"/>
+        </w:rPr>
+        <w:t>printInfo</w:t>
+      </w:r>
+      <w:proofErr w:type="spellEnd"/>
+      <w:r>
+        <w:rPr>
+          <w:rFonts w:ascii="Calibri" w:hAnsi="Calibri" w:cs="Calibri"/>
+          <w:b/>
+          <w:bCs/>
+          <w:color w:val="D86DCB" w:themeColor="accent5" w:themeTint="99"/>
+          <w:sz w:val="36"/>
+          <w:szCs w:val="36"/>
+        </w:rPr>
+        <w:t>(</w:t>
+      </w:r>
+      <w:proofErr w:type="gramEnd"/>
+      <w:r>
+        <w:rPr>
+          <w:rFonts w:ascii="Calibri" w:hAnsi="Calibri" w:cs="Calibri"/>
+          <w:b/>
+          <w:bCs/>
+          <w:color w:val="D86DCB" w:themeColor="accent5" w:themeTint="99"/>
+          <w:sz w:val="36"/>
+          <w:szCs w:val="36"/>
+        </w:rPr>
+        <w:t>) {</w:t>
+      </w:r>
+    </w:p>
+    <w:p>
+      <w:pPr>
+        <w:jc w:val="both"/>
+        <w:rPr>
+          <w:rFonts w:ascii="Calibri" w:hAnsi="Calibri" w:cs="Calibri"/>
+          <w:b/>
+          <w:bCs/>
+          <w:color w:val="D86DCB" w:themeColor="accent5" w:themeTint="99"/>
+          <w:sz w:val="36"/>
+          <w:szCs w:val="36"/>
+        </w:rPr>
+      </w:pPr>
+      <w:r>
+        <w:rPr>
+          <w:rFonts w:ascii="Calibri" w:hAnsi="Calibri" w:cs="Calibri"/>
+          <w:b/>
+          <w:bCs/>
+          <w:color w:val="D86DCB" w:themeColor="accent5" w:themeTint="99"/>
+          <w:sz w:val="36"/>
+          <w:szCs w:val="36"/>
+        </w:rPr>
         <w:t xml:space="preserve">    print(this.name);</w:t>
       </w:r>
     </w:p>
@@ -1575,7 +2298,31 @@
           <w:sz w:val="36"/>
           <w:szCs w:val="36"/>
         </w:rPr>
-        <w:t xml:space="preserve">    print(this.age);</w:t>
+        <w:t xml:space="preserve">    print(</w:t>
+      </w:r>
+      <w:proofErr w:type="spellStart"/>
+      <w:r>
+        <w:rPr>
+          <w:rFonts w:ascii="Calibri" w:hAnsi="Calibri" w:cs="Calibri"/>
+          <w:b/>
+          <w:bCs/>
+          <w:color w:val="D86DCB" w:themeColor="accent5" w:themeTint="99"/>
+          <w:sz w:val="36"/>
+          <w:szCs w:val="36"/>
+        </w:rPr>
+        <w:t>this.age</w:t>
+      </w:r>
+      <w:proofErr w:type="spellEnd"/>
+      <w:r>
+        <w:rPr>
+          <w:rFonts w:ascii="Calibri" w:hAnsi="Calibri" w:cs="Calibri"/>
+          <w:b/>
+          <w:bCs/>
+          <w:color w:val="D86DCB" w:themeColor="accent5" w:themeTint="99"/>
+          <w:sz w:val="36"/>
+          <w:szCs w:val="36"/>
+        </w:rPr>
+        <w:t>);</w:t>
       </w:r>
     </w:p>
     <w:p>
@@ -1737,79 +2484,236 @@
           <w:sz w:val="36"/>
           <w:szCs w:val="36"/>
         </w:rPr>
-        <w:t xml:space="preserve">  Person(this.name, this.age);</w:t>
-      </w:r>
-    </w:p>
-    <w:p>
-      <w:pPr>
-        <w:jc w:val="both"/>
-        <w:rPr>
-          <w:rFonts w:ascii="Calibri" w:hAnsi="Calibri" w:cs="Calibri"/>
-          <w:b/>
-          <w:bCs/>
-          <w:color w:val="D86DCB" w:themeColor="accent5" w:themeTint="99"/>
-          <w:sz w:val="36"/>
-          <w:szCs w:val="36"/>
-        </w:rPr>
-      </w:pPr>
-      <w:r>
-        <w:rPr>
-          <w:rFonts w:ascii="Calibri" w:hAnsi="Calibri" w:cs="Calibri"/>
-          <w:b/>
-          <w:bCs/>
-          <w:color w:val="D86DCB" w:themeColor="accent5" w:themeTint="99"/>
-          <w:sz w:val="36"/>
-          <w:szCs w:val="36"/>
-        </w:rPr>
-        <w:t xml:space="preserve">  void printInfo() {</w:t>
-      </w:r>
-    </w:p>
-    <w:p>
-      <w:pPr>
-        <w:jc w:val="both"/>
-        <w:rPr>
-          <w:rFonts w:ascii="Calibri" w:hAnsi="Calibri" w:cs="Calibri"/>
-          <w:b/>
-          <w:bCs/>
-          <w:color w:val="D86DCB" w:themeColor="accent5" w:themeTint="99"/>
-          <w:sz w:val="36"/>
-          <w:szCs w:val="36"/>
-        </w:rPr>
-      </w:pPr>
-      <w:r>
-        <w:rPr>
-          <w:rFonts w:ascii="Calibri" w:hAnsi="Calibri" w:cs="Calibri"/>
-          <w:b/>
-          <w:bCs/>
-          <w:color w:val="D86DCB" w:themeColor="accent5" w:themeTint="99"/>
-          <w:sz w:val="36"/>
-          <w:szCs w:val="36"/>
-        </w:rPr>
-        <w:t xml:space="preserve">    print(.name);  // same as print(this.name)</w:t>
-      </w:r>
-    </w:p>
-    <w:p>
-      <w:pPr>
-        <w:jc w:val="both"/>
-        <w:rPr>
-          <w:rFonts w:ascii="Calibri" w:hAnsi="Calibri" w:cs="Calibri"/>
-          <w:b/>
-          <w:bCs/>
-          <w:color w:val="D86DCB" w:themeColor="accent5" w:themeTint="99"/>
-          <w:sz w:val="36"/>
-          <w:szCs w:val="36"/>
-        </w:rPr>
-      </w:pPr>
-      <w:r>
-        <w:rPr>
-          <w:rFonts w:ascii="Calibri" w:hAnsi="Calibri" w:cs="Calibri"/>
-          <w:b/>
-          <w:bCs/>
-          <w:color w:val="D86DCB" w:themeColor="accent5" w:themeTint="99"/>
-          <w:sz w:val="36"/>
-          <w:szCs w:val="36"/>
-        </w:rPr>
-        <w:t xml:space="preserve">    print(.age);   // same as print(this.age)</w:t>
+        <w:t xml:space="preserve">  </w:t>
+      </w:r>
+      <w:proofErr w:type="gramStart"/>
+      <w:r>
+        <w:rPr>
+          <w:rFonts w:ascii="Calibri" w:hAnsi="Calibri" w:cs="Calibri"/>
+          <w:b/>
+          <w:bCs/>
+          <w:color w:val="D86DCB" w:themeColor="accent5" w:themeTint="99"/>
+          <w:sz w:val="36"/>
+          <w:szCs w:val="36"/>
+        </w:rPr>
+        <w:t>Person(</w:t>
+      </w:r>
+      <w:proofErr w:type="gramEnd"/>
+      <w:r>
+        <w:rPr>
+          <w:rFonts w:ascii="Calibri" w:hAnsi="Calibri" w:cs="Calibri"/>
+          <w:b/>
+          <w:bCs/>
+          <w:color w:val="D86DCB" w:themeColor="accent5" w:themeTint="99"/>
+          <w:sz w:val="36"/>
+          <w:szCs w:val="36"/>
+        </w:rPr>
+        <w:t xml:space="preserve">this.name, </w:t>
+      </w:r>
+      <w:proofErr w:type="spellStart"/>
+      <w:r>
+        <w:rPr>
+          <w:rFonts w:ascii="Calibri" w:hAnsi="Calibri" w:cs="Calibri"/>
+          <w:b/>
+          <w:bCs/>
+          <w:color w:val="D86DCB" w:themeColor="accent5" w:themeTint="99"/>
+          <w:sz w:val="36"/>
+          <w:szCs w:val="36"/>
+        </w:rPr>
+        <w:t>this.age</w:t>
+      </w:r>
+      <w:proofErr w:type="spellEnd"/>
+      <w:r>
+        <w:rPr>
+          <w:rFonts w:ascii="Calibri" w:hAnsi="Calibri" w:cs="Calibri"/>
+          <w:b/>
+          <w:bCs/>
+          <w:color w:val="D86DCB" w:themeColor="accent5" w:themeTint="99"/>
+          <w:sz w:val="36"/>
+          <w:szCs w:val="36"/>
+        </w:rPr>
+        <w:t>);</w:t>
+      </w:r>
+    </w:p>
+    <w:p>
+      <w:pPr>
+        <w:jc w:val="both"/>
+        <w:rPr>
+          <w:rFonts w:ascii="Calibri" w:hAnsi="Calibri" w:cs="Calibri"/>
+          <w:b/>
+          <w:bCs/>
+          <w:color w:val="D86DCB" w:themeColor="accent5" w:themeTint="99"/>
+          <w:sz w:val="36"/>
+          <w:szCs w:val="36"/>
+        </w:rPr>
+      </w:pPr>
+      <w:r>
+        <w:rPr>
+          <w:rFonts w:ascii="Calibri" w:hAnsi="Calibri" w:cs="Calibri"/>
+          <w:b/>
+          <w:bCs/>
+          <w:color w:val="D86DCB" w:themeColor="accent5" w:themeTint="99"/>
+          <w:sz w:val="36"/>
+          <w:szCs w:val="36"/>
+        </w:rPr>
+        <w:t xml:space="preserve">  void </w:t>
+      </w:r>
+      <w:proofErr w:type="spellStart"/>
+      <w:proofErr w:type="gramStart"/>
+      <w:r>
+        <w:rPr>
+          <w:rFonts w:ascii="Calibri" w:hAnsi="Calibri" w:cs="Calibri"/>
+          <w:b/>
+          <w:bCs/>
+          <w:color w:val="D86DCB" w:themeColor="accent5" w:themeTint="99"/>
+          <w:sz w:val="36"/>
+          <w:szCs w:val="36"/>
+        </w:rPr>
+        <w:t>printInfo</w:t>
+      </w:r>
+      <w:proofErr w:type="spellEnd"/>
+      <w:r>
+        <w:rPr>
+          <w:rFonts w:ascii="Calibri" w:hAnsi="Calibri" w:cs="Calibri"/>
+          <w:b/>
+          <w:bCs/>
+          <w:color w:val="D86DCB" w:themeColor="accent5" w:themeTint="99"/>
+          <w:sz w:val="36"/>
+          <w:szCs w:val="36"/>
+        </w:rPr>
+        <w:t>(</w:t>
+      </w:r>
+      <w:proofErr w:type="gramEnd"/>
+      <w:r>
+        <w:rPr>
+          <w:rFonts w:ascii="Calibri" w:hAnsi="Calibri" w:cs="Calibri"/>
+          <w:b/>
+          <w:bCs/>
+          <w:color w:val="D86DCB" w:themeColor="accent5" w:themeTint="99"/>
+          <w:sz w:val="36"/>
+          <w:szCs w:val="36"/>
+        </w:rPr>
+        <w:t>) {</w:t>
+      </w:r>
+    </w:p>
+    <w:p>
+      <w:pPr>
+        <w:jc w:val="both"/>
+        <w:rPr>
+          <w:rFonts w:ascii="Calibri" w:hAnsi="Calibri" w:cs="Calibri"/>
+          <w:b/>
+          <w:bCs/>
+          <w:color w:val="D86DCB" w:themeColor="accent5" w:themeTint="99"/>
+          <w:sz w:val="36"/>
+          <w:szCs w:val="36"/>
+        </w:rPr>
+      </w:pPr>
+      <w:r>
+        <w:rPr>
+          <w:rFonts w:ascii="Calibri" w:hAnsi="Calibri" w:cs="Calibri"/>
+          <w:b/>
+          <w:bCs/>
+          <w:color w:val="D86DCB" w:themeColor="accent5" w:themeTint="99"/>
+          <w:sz w:val="36"/>
+          <w:szCs w:val="36"/>
+        </w:rPr>
+        <w:t xml:space="preserve">    print(.name</w:t>
+      </w:r>
+      <w:proofErr w:type="gramStart"/>
+      <w:r>
+        <w:rPr>
+          <w:rFonts w:ascii="Calibri" w:hAnsi="Calibri" w:cs="Calibri"/>
+          <w:b/>
+          <w:bCs/>
+          <w:color w:val="D86DCB" w:themeColor="accent5" w:themeTint="99"/>
+          <w:sz w:val="36"/>
+          <w:szCs w:val="36"/>
+        </w:rPr>
+        <w:t>);  /</w:t>
+      </w:r>
+      <w:proofErr w:type="gramEnd"/>
+      <w:r>
+        <w:rPr>
+          <w:rFonts w:ascii="Calibri" w:hAnsi="Calibri" w:cs="Calibri"/>
+          <w:b/>
+          <w:bCs/>
+          <w:color w:val="D86DCB" w:themeColor="accent5" w:themeTint="99"/>
+          <w:sz w:val="36"/>
+          <w:szCs w:val="36"/>
+        </w:rPr>
+        <w:t>/ same as print(this.name)</w:t>
+      </w:r>
+    </w:p>
+    <w:p>
+      <w:pPr>
+        <w:jc w:val="both"/>
+        <w:rPr>
+          <w:rFonts w:ascii="Calibri" w:hAnsi="Calibri" w:cs="Calibri"/>
+          <w:b/>
+          <w:bCs/>
+          <w:color w:val="D86DCB" w:themeColor="accent5" w:themeTint="99"/>
+          <w:sz w:val="36"/>
+          <w:szCs w:val="36"/>
+        </w:rPr>
+      </w:pPr>
+      <w:r>
+        <w:rPr>
+          <w:rFonts w:ascii="Calibri" w:hAnsi="Calibri" w:cs="Calibri"/>
+          <w:b/>
+          <w:bCs/>
+          <w:color w:val="D86DCB" w:themeColor="accent5" w:themeTint="99"/>
+          <w:sz w:val="36"/>
+          <w:szCs w:val="36"/>
+        </w:rPr>
+        <w:t xml:space="preserve">    print(.age</w:t>
+      </w:r>
+      <w:proofErr w:type="gramStart"/>
+      <w:r>
+        <w:rPr>
+          <w:rFonts w:ascii="Calibri" w:hAnsi="Calibri" w:cs="Calibri"/>
+          <w:b/>
+          <w:bCs/>
+          <w:color w:val="D86DCB" w:themeColor="accent5" w:themeTint="99"/>
+          <w:sz w:val="36"/>
+          <w:szCs w:val="36"/>
+        </w:rPr>
+        <w:t xml:space="preserve">);   </w:t>
+      </w:r>
+      <w:proofErr w:type="gramEnd"/>
+      <w:r>
+        <w:rPr>
+          <w:rFonts w:ascii="Calibri" w:hAnsi="Calibri" w:cs="Calibri"/>
+          <w:b/>
+          <w:bCs/>
+          <w:color w:val="D86DCB" w:themeColor="accent5" w:themeTint="99"/>
+          <w:sz w:val="36"/>
+          <w:szCs w:val="36"/>
+        </w:rPr>
+        <w:t>// same as print(</w:t>
+      </w:r>
+      <w:proofErr w:type="spellStart"/>
+      <w:r>
+        <w:rPr>
+          <w:rFonts w:ascii="Calibri" w:hAnsi="Calibri" w:cs="Calibri"/>
+          <w:b/>
+          <w:bCs/>
+          <w:color w:val="D86DCB" w:themeColor="accent5" w:themeTint="99"/>
+          <w:sz w:val="36"/>
+          <w:szCs w:val="36"/>
+        </w:rPr>
+        <w:t>this.age</w:t>
+      </w:r>
+      <w:proofErr w:type="spellEnd"/>
+      <w:r>
+        <w:rPr>
+          <w:rFonts w:ascii="Calibri" w:hAnsi="Calibri" w:cs="Calibri"/>
+          <w:b/>
+          <w:bCs/>
+          <w:color w:val="D86DCB" w:themeColor="accent5" w:themeTint="99"/>
+          <w:sz w:val="36"/>
+          <w:szCs w:val="36"/>
+        </w:rPr>
+        <w:t>)</w:t>
       </w:r>
     </w:p>
     <w:p>
@@ -1893,7 +2797,31 @@
           <w:sz w:val="36"/>
           <w:szCs w:val="36"/>
         </w:rPr>
-        <w:t xml:space="preserve">Text(this.title) </w:t>
+        <w:t>Text(</w:t>
+      </w:r>
+      <w:proofErr w:type="spellStart"/>
+      <w:proofErr w:type="gramStart"/>
+      <w:r>
+        <w:rPr>
+          <w:rFonts w:ascii="Calibri" w:hAnsi="Calibri" w:cs="Calibri"/>
+          <w:b/>
+          <w:bCs/>
+          <w:sz w:val="36"/>
+          <w:szCs w:val="36"/>
+        </w:rPr>
+        <w:t>this.title</w:t>
+      </w:r>
+      <w:proofErr w:type="spellEnd"/>
+      <w:proofErr w:type="gramEnd"/>
+      <w:r>
+        <w:rPr>
+          <w:rFonts w:ascii="Calibri" w:hAnsi="Calibri" w:cs="Calibri"/>
+          <w:b/>
+          <w:bCs/>
+          <w:sz w:val="36"/>
+          <w:szCs w:val="36"/>
+        </w:rPr>
+        <w:t xml:space="preserve">) </w:t>
       </w:r>
       <w:r>
         <w:rPr>
@@ -1935,7 +2863,55 @@
           <w:sz w:val="36"/>
           <w:szCs w:val="36"/>
         </w:rPr>
-        <w:t>class MyWidget extends StatelessWidget {</w:t>
+        <w:t xml:space="preserve">class </w:t>
+      </w:r>
+      <w:proofErr w:type="spellStart"/>
+      <w:r>
+        <w:rPr>
+          <w:rFonts w:ascii="Calibri" w:hAnsi="Calibri" w:cs="Calibri"/>
+          <w:b/>
+          <w:bCs/>
+          <w:color w:val="D86DCB" w:themeColor="accent5" w:themeTint="99"/>
+          <w:sz w:val="36"/>
+          <w:szCs w:val="36"/>
+        </w:rPr>
+        <w:t>MyWidget</w:t>
+      </w:r>
+      <w:proofErr w:type="spellEnd"/>
+      <w:r>
+        <w:rPr>
+          <w:rFonts w:ascii="Calibri" w:hAnsi="Calibri" w:cs="Calibri"/>
+          <w:b/>
+          <w:bCs/>
+          <w:color w:val="D86DCB" w:themeColor="accent5" w:themeTint="99"/>
+          <w:sz w:val="36"/>
+          <w:szCs w:val="36"/>
+        </w:rPr>
+        <w:t xml:space="preserve"> extends </w:t>
+      </w:r>
+      <w:proofErr w:type="spellStart"/>
+      <w:r>
+        <w:rPr>
+          <w:rFonts w:ascii="Calibri" w:hAnsi="Calibri" w:cs="Calibri"/>
+          <w:b/>
+          <w:bCs/>
+          <w:color w:val="D86DCB" w:themeColor="accent5" w:themeTint="99"/>
+          <w:sz w:val="36"/>
+          <w:szCs w:val="36"/>
+        </w:rPr>
+        <w:t>StatelessWidget</w:t>
+      </w:r>
+      <w:proofErr w:type="spellEnd"/>
+      <w:r>
+        <w:rPr>
+          <w:rFonts w:ascii="Calibri" w:hAnsi="Calibri" w:cs="Calibri"/>
+          <w:b/>
+          <w:bCs/>
+          <w:color w:val="D86DCB" w:themeColor="accent5" w:themeTint="99"/>
+          <w:sz w:val="36"/>
+          <w:szCs w:val="36"/>
+        </w:rPr>
+        <w:t xml:space="preserve"> {</w:t>
       </w:r>
     </w:p>
     <w:p>
@@ -1983,43 +2959,81 @@
           <w:sz w:val="36"/>
           <w:szCs w:val="36"/>
         </w:rPr>
-        <w:t xml:space="preserve">  const MyWidget({required .title});</w:t>
-      </w:r>
-    </w:p>
-    <w:p>
-      <w:pPr>
-        <w:jc w:val="both"/>
-        <w:rPr>
-          <w:rFonts w:ascii="Calibri" w:hAnsi="Calibri" w:cs="Calibri"/>
-          <w:b/>
-          <w:bCs/>
-          <w:color w:val="D86DCB" w:themeColor="accent5" w:themeTint="99"/>
-          <w:sz w:val="36"/>
-          <w:szCs w:val="36"/>
-        </w:rPr>
-      </w:pPr>
-    </w:p>
-    <w:p>
-      <w:pPr>
-        <w:jc w:val="both"/>
-        <w:rPr>
-          <w:rFonts w:ascii="Calibri" w:hAnsi="Calibri" w:cs="Calibri"/>
-          <w:b/>
-          <w:bCs/>
-          <w:color w:val="D86DCB" w:themeColor="accent5" w:themeTint="99"/>
-          <w:sz w:val="36"/>
-          <w:szCs w:val="36"/>
-        </w:rPr>
-      </w:pPr>
-      <w:r>
-        <w:rPr>
-          <w:rFonts w:ascii="Calibri" w:hAnsi="Calibri" w:cs="Calibri"/>
-          <w:b/>
-          <w:bCs/>
-          <w:color w:val="D86DCB" w:themeColor="accent5" w:themeTint="99"/>
-          <w:sz w:val="36"/>
-          <w:szCs w:val="36"/>
-        </w:rPr>
+        <w:t xml:space="preserve">  const </w:t>
+      </w:r>
+      <w:proofErr w:type="spellStart"/>
+      <w:proofErr w:type="gramStart"/>
+      <w:r>
+        <w:rPr>
+          <w:rFonts w:ascii="Calibri" w:hAnsi="Calibri" w:cs="Calibri"/>
+          <w:b/>
+          <w:bCs/>
+          <w:color w:val="D86DCB" w:themeColor="accent5" w:themeTint="99"/>
+          <w:sz w:val="36"/>
+          <w:szCs w:val="36"/>
+        </w:rPr>
+        <w:t>MyWidget</w:t>
+      </w:r>
+      <w:proofErr w:type="spellEnd"/>
+      <w:r>
+        <w:rPr>
+          <w:rFonts w:ascii="Calibri" w:hAnsi="Calibri" w:cs="Calibri"/>
+          <w:b/>
+          <w:bCs/>
+          <w:color w:val="D86DCB" w:themeColor="accent5" w:themeTint="99"/>
+          <w:sz w:val="36"/>
+          <w:szCs w:val="36"/>
+        </w:rPr>
+        <w:t>(</w:t>
+      </w:r>
+      <w:proofErr w:type="gramEnd"/>
+      <w:r>
+        <w:rPr>
+          <w:rFonts w:ascii="Calibri" w:hAnsi="Calibri" w:cs="Calibri"/>
+          <w:b/>
+          <w:bCs/>
+          <w:color w:val="D86DCB" w:themeColor="accent5" w:themeTint="99"/>
+          <w:sz w:val="36"/>
+          <w:szCs w:val="36"/>
+        </w:rPr>
+        <w:t>{required .title});</w:t>
+      </w:r>
+    </w:p>
+    <w:p>
+      <w:pPr>
+        <w:jc w:val="both"/>
+        <w:rPr>
+          <w:rFonts w:ascii="Calibri" w:hAnsi="Calibri" w:cs="Calibri"/>
+          <w:b/>
+          <w:bCs/>
+          <w:color w:val="D86DCB" w:themeColor="accent5" w:themeTint="99"/>
+          <w:sz w:val="36"/>
+          <w:szCs w:val="36"/>
+        </w:rPr>
+      </w:pPr>
+    </w:p>
+    <w:p>
+      <w:pPr>
+        <w:jc w:val="both"/>
+        <w:rPr>
+          <w:rFonts w:ascii="Calibri" w:hAnsi="Calibri" w:cs="Calibri"/>
+          <w:b/>
+          <w:bCs/>
+          <w:color w:val="D86DCB" w:themeColor="accent5" w:themeTint="99"/>
+          <w:sz w:val="36"/>
+          <w:szCs w:val="36"/>
+        </w:rPr>
+      </w:pPr>
+      <w:r>
+        <w:rPr>
+          <w:rFonts w:ascii="Calibri" w:hAnsi="Calibri" w:cs="Calibri"/>
+          <w:b/>
+          <w:bCs/>
+          <w:color w:val="D86DCB" w:themeColor="accent5" w:themeTint="99"/>
+          <w:sz w:val="36"/>
+          <w:szCs w:val="36"/>
+        </w:rPr>
+        <w:lastRenderedPageBreak/>
         <w:t xml:space="preserve">  @override</w:t>
       </w:r>
     </w:p>
@@ -2044,395 +3058,690 @@
           <w:sz w:val="36"/>
           <w:szCs w:val="36"/>
         </w:rPr>
+        <w:t xml:space="preserve">  Widget </w:t>
+      </w:r>
+      <w:proofErr w:type="gramStart"/>
+      <w:r>
+        <w:rPr>
+          <w:rFonts w:ascii="Calibri" w:hAnsi="Calibri" w:cs="Calibri"/>
+          <w:b/>
+          <w:bCs/>
+          <w:color w:val="D86DCB" w:themeColor="accent5" w:themeTint="99"/>
+          <w:sz w:val="36"/>
+          <w:szCs w:val="36"/>
+        </w:rPr>
+        <w:t>build(</w:t>
+      </w:r>
+      <w:proofErr w:type="spellStart"/>
+      <w:proofErr w:type="gramEnd"/>
+      <w:r>
+        <w:rPr>
+          <w:rFonts w:ascii="Calibri" w:hAnsi="Calibri" w:cs="Calibri"/>
+          <w:b/>
+          <w:bCs/>
+          <w:color w:val="D86DCB" w:themeColor="accent5" w:themeTint="99"/>
+          <w:sz w:val="36"/>
+          <w:szCs w:val="36"/>
+        </w:rPr>
+        <w:t>BuildContext</w:t>
+      </w:r>
+      <w:proofErr w:type="spellEnd"/>
+      <w:r>
+        <w:rPr>
+          <w:rFonts w:ascii="Calibri" w:hAnsi="Calibri" w:cs="Calibri"/>
+          <w:b/>
+          <w:bCs/>
+          <w:color w:val="D86DCB" w:themeColor="accent5" w:themeTint="99"/>
+          <w:sz w:val="36"/>
+          <w:szCs w:val="36"/>
+        </w:rPr>
+        <w:t xml:space="preserve"> context) {</w:t>
+      </w:r>
+    </w:p>
+    <w:p>
+      <w:pPr>
+        <w:jc w:val="both"/>
+        <w:rPr>
+          <w:rFonts w:ascii="Calibri" w:hAnsi="Calibri" w:cs="Calibri"/>
+          <w:b/>
+          <w:bCs/>
+          <w:color w:val="D86DCB" w:themeColor="accent5" w:themeTint="99"/>
+          <w:sz w:val="36"/>
+          <w:szCs w:val="36"/>
+        </w:rPr>
+      </w:pPr>
+      <w:r>
+        <w:rPr>
+          <w:rFonts w:ascii="Calibri" w:hAnsi="Calibri" w:cs="Calibri"/>
+          <w:b/>
+          <w:bCs/>
+          <w:color w:val="D86DCB" w:themeColor="accent5" w:themeTint="99"/>
+          <w:sz w:val="36"/>
+          <w:szCs w:val="36"/>
+        </w:rPr>
+        <w:t xml:space="preserve">    return Text</w:t>
+      </w:r>
+      <w:proofErr w:type="gramStart"/>
+      <w:r>
+        <w:rPr>
+          <w:rFonts w:ascii="Calibri" w:hAnsi="Calibri" w:cs="Calibri"/>
+          <w:b/>
+          <w:bCs/>
+          <w:color w:val="D86DCB" w:themeColor="accent5" w:themeTint="99"/>
+          <w:sz w:val="36"/>
+          <w:szCs w:val="36"/>
+        </w:rPr>
+        <w:t>(.title</w:t>
+      </w:r>
+      <w:proofErr w:type="gramEnd"/>
+      <w:r>
+        <w:rPr>
+          <w:rFonts w:ascii="Calibri" w:hAnsi="Calibri" w:cs="Calibri"/>
+          <w:b/>
+          <w:bCs/>
+          <w:color w:val="D86DCB" w:themeColor="accent5" w:themeTint="99"/>
+          <w:sz w:val="36"/>
+          <w:szCs w:val="36"/>
+        </w:rPr>
+        <w:t xml:space="preserve">); // instead of </w:t>
+      </w:r>
+      <w:proofErr w:type="spellStart"/>
+      <w:r>
+        <w:rPr>
+          <w:rFonts w:ascii="Calibri" w:hAnsi="Calibri" w:cs="Calibri"/>
+          <w:b/>
+          <w:bCs/>
+          <w:color w:val="D86DCB" w:themeColor="accent5" w:themeTint="99"/>
+          <w:sz w:val="36"/>
+          <w:szCs w:val="36"/>
+        </w:rPr>
+        <w:t>this.title</w:t>
+      </w:r>
+      <w:proofErr w:type="spellEnd"/>
+    </w:p>
+    <w:p>
+      <w:pPr>
+        <w:jc w:val="both"/>
+        <w:rPr>
+          <w:rFonts w:ascii="Calibri" w:hAnsi="Calibri" w:cs="Calibri"/>
+          <w:b/>
+          <w:bCs/>
+          <w:color w:val="D86DCB" w:themeColor="accent5" w:themeTint="99"/>
+          <w:sz w:val="36"/>
+          <w:szCs w:val="36"/>
+        </w:rPr>
+      </w:pPr>
+      <w:r>
+        <w:rPr>
+          <w:rFonts w:ascii="Calibri" w:hAnsi="Calibri" w:cs="Calibri"/>
+          <w:b/>
+          <w:bCs/>
+          <w:color w:val="D86DCB" w:themeColor="accent5" w:themeTint="99"/>
+          <w:sz w:val="36"/>
+          <w:szCs w:val="36"/>
+        </w:rPr>
+        <w:t xml:space="preserve">  }</w:t>
+      </w:r>
+    </w:p>
+    <w:p>
+      <w:pPr>
+        <w:jc w:val="both"/>
+        <w:rPr>
+          <w:rFonts w:ascii="Calibri" w:hAnsi="Calibri" w:cs="Calibri"/>
+          <w:b/>
+          <w:bCs/>
+          <w:color w:val="D86DCB" w:themeColor="accent5" w:themeTint="99"/>
+          <w:sz w:val="36"/>
+          <w:szCs w:val="36"/>
+        </w:rPr>
+      </w:pPr>
+      <w:r>
+        <w:rPr>
+          <w:rFonts w:ascii="Calibri" w:hAnsi="Calibri" w:cs="Calibri"/>
+          <w:b/>
+          <w:bCs/>
+          <w:color w:val="D86DCB" w:themeColor="accent5" w:themeTint="99"/>
+          <w:sz w:val="36"/>
+          <w:szCs w:val="36"/>
+        </w:rPr>
+        <w:t>}</w:t>
+      </w:r>
+    </w:p>
+    <w:p>
+      <w:pPr>
+        <w:jc w:val="both"/>
+        <w:rPr>
+          <w:rFonts w:ascii="Calibri" w:hAnsi="Calibri" w:cs="Calibri"/>
+          <w:sz w:val="36"/>
+          <w:szCs w:val="36"/>
+        </w:rPr>
+      </w:pPr>
+      <w:r>
+        <w:rPr>
+          <w:rFonts w:ascii="Calibri" w:hAnsi="Calibri" w:cs="Calibri"/>
+          <w:sz w:val="36"/>
+          <w:szCs w:val="36"/>
+        </w:rPr>
+        <w:t xml:space="preserve"># We can also use them in methods and constructors </w:t>
+      </w:r>
+      <w:r>
+        <w:rPr>
+          <w:rFonts w:ascii="Calibri" w:hAnsi="Calibri" w:cs="Calibri"/>
+          <w:sz w:val="36"/>
+          <w:szCs w:val="36"/>
+        </w:rPr>
+        <w:t xml:space="preserve">(before </w:t>
+      </w:r>
+      <w:r>
+        <w:rPr>
+          <w:rFonts w:ascii="Calibri" w:hAnsi="Calibri" w:cs="Calibri"/>
+          <w:b/>
+          <w:bCs/>
+          <w:sz w:val="36"/>
+          <w:szCs w:val="36"/>
+        </w:rPr>
+        <w:t xml:space="preserve">double </w:t>
+      </w:r>
+      <w:proofErr w:type="spellStart"/>
+      <w:r>
+        <w:rPr>
+          <w:rFonts w:ascii="Calibri" w:hAnsi="Calibri" w:cs="Calibri"/>
+          <w:b/>
+          <w:bCs/>
+          <w:sz w:val="36"/>
+          <w:szCs w:val="36"/>
+        </w:rPr>
+        <w:t>bmi</w:t>
+      </w:r>
+      <w:proofErr w:type="spellEnd"/>
+      <w:r>
+        <w:rPr>
+          <w:rFonts w:ascii="Calibri" w:hAnsi="Calibri" w:cs="Calibri"/>
+          <w:b/>
+          <w:bCs/>
+          <w:sz w:val="36"/>
+          <w:szCs w:val="36"/>
+        </w:rPr>
+        <w:t xml:space="preserve"> = </w:t>
+      </w:r>
+      <w:proofErr w:type="spellStart"/>
+      <w:proofErr w:type="gramStart"/>
+      <w:r>
+        <w:rPr>
+          <w:rFonts w:ascii="Calibri" w:hAnsi="Calibri" w:cs="Calibri"/>
+          <w:b/>
+          <w:bCs/>
+          <w:sz w:val="36"/>
+          <w:szCs w:val="36"/>
+        </w:rPr>
+        <w:t>this.calculateBMI</w:t>
+      </w:r>
+      <w:proofErr w:type="spellEnd"/>
+      <w:proofErr w:type="gramEnd"/>
+      <w:r>
+        <w:rPr>
+          <w:rFonts w:ascii="Calibri" w:hAnsi="Calibri" w:cs="Calibri"/>
+          <w:b/>
+          <w:bCs/>
+          <w:sz w:val="36"/>
+          <w:szCs w:val="36"/>
+        </w:rPr>
+        <w:t>()</w:t>
+      </w:r>
+      <w:r>
+        <w:rPr>
+          <w:rFonts w:ascii="Calibri" w:hAnsi="Calibri" w:cs="Calibri"/>
+          <w:sz w:val="36"/>
+          <w:szCs w:val="36"/>
+        </w:rPr>
+        <w:t xml:space="preserve"> and </w:t>
+      </w:r>
+      <w:r>
+        <w:rPr>
+          <w:rFonts w:ascii="Calibri" w:hAnsi="Calibri" w:cs="Calibri"/>
+          <w:b/>
+          <w:bCs/>
+          <w:sz w:val="36"/>
+          <w:szCs w:val="36"/>
+        </w:rPr>
+        <w:t xml:space="preserve">User({required this.name, required </w:t>
+      </w:r>
+      <w:proofErr w:type="spellStart"/>
+      <w:r>
+        <w:rPr>
+          <w:rFonts w:ascii="Calibri" w:hAnsi="Calibri" w:cs="Calibri"/>
+          <w:b/>
+          <w:bCs/>
+          <w:sz w:val="36"/>
+          <w:szCs w:val="36"/>
+        </w:rPr>
+        <w:t>this.age</w:t>
+      </w:r>
+      <w:proofErr w:type="spellEnd"/>
+      <w:r>
+        <w:rPr>
+          <w:rFonts w:ascii="Calibri" w:hAnsi="Calibri" w:cs="Calibri"/>
+          <w:b/>
+          <w:bCs/>
+          <w:sz w:val="36"/>
+          <w:szCs w:val="36"/>
+        </w:rPr>
+        <w:t>})</w:t>
+      </w:r>
+      <w:r>
+        <w:rPr>
+          <w:rFonts w:ascii="Calibri" w:hAnsi="Calibri" w:cs="Calibri"/>
+          <w:sz w:val="36"/>
+          <w:szCs w:val="36"/>
+        </w:rPr>
+        <w:t xml:space="preserve"> )</w:t>
+      </w:r>
+      <w:r>
+        <w:rPr>
+          <w:rFonts w:ascii="Calibri" w:hAnsi="Calibri" w:cs="Calibri"/>
+          <w:sz w:val="36"/>
+          <w:szCs w:val="36"/>
+        </w:rPr>
+        <w:t>. Now</w:t>
+      </w:r>
+    </w:p>
+    <w:p>
+      <w:pPr>
+        <w:jc w:val="both"/>
+        <w:rPr>
+          <w:rFonts w:ascii="Calibri" w:hAnsi="Calibri" w:cs="Calibri"/>
+          <w:b/>
+          <w:bCs/>
+          <w:color w:val="D86DCB" w:themeColor="accent5" w:themeTint="99"/>
+          <w:sz w:val="36"/>
+          <w:szCs w:val="36"/>
+        </w:rPr>
+      </w:pPr>
+      <w:r>
+        <w:rPr>
+          <w:rFonts w:ascii="Calibri" w:hAnsi="Calibri" w:cs="Calibri"/>
+          <w:b/>
+          <w:bCs/>
+          <w:color w:val="D86DCB" w:themeColor="accent5" w:themeTint="99"/>
+          <w:sz w:val="36"/>
+          <w:szCs w:val="36"/>
+        </w:rPr>
+        <w:t xml:space="preserve">double </w:t>
+      </w:r>
+      <w:proofErr w:type="spellStart"/>
+      <w:r>
+        <w:rPr>
+          <w:rFonts w:ascii="Calibri" w:hAnsi="Calibri" w:cs="Calibri"/>
+          <w:b/>
+          <w:bCs/>
+          <w:color w:val="D86DCB" w:themeColor="accent5" w:themeTint="99"/>
+          <w:sz w:val="36"/>
+          <w:szCs w:val="36"/>
+        </w:rPr>
+        <w:t>bmi</w:t>
+      </w:r>
+      <w:proofErr w:type="spellEnd"/>
+      <w:r>
+        <w:rPr>
+          <w:rFonts w:ascii="Calibri" w:hAnsi="Calibri" w:cs="Calibri"/>
+          <w:b/>
+          <w:bCs/>
+          <w:color w:val="D86DCB" w:themeColor="accent5" w:themeTint="99"/>
+          <w:sz w:val="36"/>
+          <w:szCs w:val="36"/>
+        </w:rPr>
+        <w:t xml:space="preserve"> </w:t>
+      </w:r>
+      <w:proofErr w:type="gramStart"/>
+      <w:r>
+        <w:rPr>
+          <w:rFonts w:ascii="Calibri" w:hAnsi="Calibri" w:cs="Calibri"/>
+          <w:b/>
+          <w:bCs/>
+          <w:color w:val="D86DCB" w:themeColor="accent5" w:themeTint="99"/>
+          <w:sz w:val="36"/>
+          <w:szCs w:val="36"/>
+        </w:rPr>
+        <w:t>= .</w:t>
+      </w:r>
+      <w:proofErr w:type="spellStart"/>
+      <w:r>
+        <w:rPr>
+          <w:rFonts w:ascii="Calibri" w:hAnsi="Calibri" w:cs="Calibri"/>
+          <w:b/>
+          <w:bCs/>
+          <w:color w:val="D86DCB" w:themeColor="accent5" w:themeTint="99"/>
+          <w:sz w:val="36"/>
+          <w:szCs w:val="36"/>
+        </w:rPr>
+        <w:t>calculateBMI</w:t>
+      </w:r>
+      <w:proofErr w:type="spellEnd"/>
+      <w:proofErr w:type="gramEnd"/>
+      <w:r>
+        <w:rPr>
+          <w:rFonts w:ascii="Calibri" w:hAnsi="Calibri" w:cs="Calibri"/>
+          <w:b/>
+          <w:bCs/>
+          <w:color w:val="D86DCB" w:themeColor="accent5" w:themeTint="99"/>
+          <w:sz w:val="36"/>
+          <w:szCs w:val="36"/>
+        </w:rPr>
+        <w:t>();</w:t>
+      </w:r>
+    </w:p>
+    <w:p>
+      <w:pPr>
+        <w:jc w:val="both"/>
+        <w:rPr>
+          <w:rFonts w:ascii="Calibri" w:hAnsi="Calibri" w:cs="Calibri"/>
+          <w:b/>
+          <w:bCs/>
+          <w:color w:val="D86DCB" w:themeColor="accent5" w:themeTint="99"/>
+          <w:sz w:val="36"/>
+          <w:szCs w:val="36"/>
+        </w:rPr>
+      </w:pPr>
+      <w:proofErr w:type="gramStart"/>
+      <w:r>
+        <w:rPr>
+          <w:rFonts w:ascii="Calibri" w:hAnsi="Calibri" w:cs="Calibri"/>
+          <w:b/>
+          <w:bCs/>
+          <w:color w:val="D86DCB" w:themeColor="accent5" w:themeTint="99"/>
+          <w:sz w:val="36"/>
+          <w:szCs w:val="36"/>
+        </w:rPr>
+        <w:t>User(</w:t>
+      </w:r>
+      <w:proofErr w:type="gramEnd"/>
+      <w:r>
+        <w:rPr>
+          <w:rFonts w:ascii="Calibri" w:hAnsi="Calibri" w:cs="Calibri"/>
+          <w:b/>
+          <w:bCs/>
+          <w:color w:val="D86DCB" w:themeColor="accent5" w:themeTint="99"/>
+          <w:sz w:val="36"/>
+          <w:szCs w:val="36"/>
+        </w:rPr>
+        <w:t>{required .name, required .age});</w:t>
+      </w:r>
+    </w:p>
+    <w:p>
+      <w:pPr>
+        <w:jc w:val="both"/>
+        <w:rPr>
+          <w:rFonts w:ascii="Calibri" w:hAnsi="Calibri" w:cs="Calibri"/>
+          <w:sz w:val="36"/>
+          <w:szCs w:val="36"/>
+        </w:rPr>
+      </w:pPr>
+      <w:r>
+        <w:rPr>
+          <w:rFonts w:ascii="Calibri" w:hAnsi="Calibri" w:cs="Calibri"/>
+          <w:sz w:val="36"/>
+          <w:szCs w:val="36"/>
+        </w:rPr>
+        <w:t xml:space="preserve">Note: </w:t>
+      </w:r>
+      <w:r>
+        <w:rPr>
+          <w:rFonts w:ascii="Calibri" w:hAnsi="Calibri" w:cs="Calibri"/>
+          <w:sz w:val="36"/>
+          <w:szCs w:val="36"/>
+        </w:rPr>
+        <w:t>It works only inside a class. We can only use .name when “name” is a field or method of this object. The leading dot always means “</w:t>
+      </w:r>
+      <w:r>
+        <w:rPr>
+          <w:rFonts w:ascii="Calibri" w:hAnsi="Calibri" w:cs="Calibri"/>
+          <w:b/>
+          <w:bCs/>
+          <w:sz w:val="36"/>
+          <w:szCs w:val="36"/>
+        </w:rPr>
+        <w:t>this</w:t>
+      </w:r>
+      <w:r>
+        <w:rPr>
+          <w:rFonts w:ascii="Calibri" w:hAnsi="Calibri" w:cs="Calibri"/>
+          <w:sz w:val="36"/>
+          <w:szCs w:val="36"/>
+        </w:rPr>
+        <w:t xml:space="preserve">” according to context. </w:t>
+      </w:r>
+      <w:r>
+        <w:rPr>
+          <w:rFonts w:ascii="Calibri" w:hAnsi="Calibri" w:cs="Calibri"/>
+          <w:sz w:val="36"/>
+          <w:szCs w:val="36"/>
+        </w:rPr>
+        <w:t xml:space="preserve">We can use it in methods, constructors, getters/setters, Flutter </w:t>
+      </w:r>
+      <w:proofErr w:type="gramStart"/>
+      <w:r>
+        <w:rPr>
+          <w:rFonts w:ascii="Calibri" w:hAnsi="Calibri" w:cs="Calibri"/>
+          <w:b/>
+          <w:bCs/>
+          <w:sz w:val="36"/>
+          <w:szCs w:val="36"/>
+        </w:rPr>
+        <w:t>build(</w:t>
+      </w:r>
+      <w:proofErr w:type="gramEnd"/>
+      <w:r>
+        <w:rPr>
+          <w:rFonts w:ascii="Calibri" w:hAnsi="Calibri" w:cs="Calibri"/>
+          <w:b/>
+          <w:bCs/>
+          <w:sz w:val="36"/>
+          <w:szCs w:val="36"/>
+        </w:rPr>
+        <w:t xml:space="preserve">) </w:t>
+      </w:r>
+      <w:r>
+        <w:rPr>
+          <w:rFonts w:ascii="Calibri" w:hAnsi="Calibri" w:cs="Calibri"/>
+          <w:sz w:val="36"/>
+          <w:szCs w:val="36"/>
+        </w:rPr>
+        <w:t>methods and overrides.</w:t>
+      </w:r>
+    </w:p>
+    <w:p>
+      <w:pPr>
+        <w:jc w:val="both"/>
+        <w:rPr>
+          <w:rFonts w:ascii="Calibri" w:hAnsi="Calibri" w:cs="Calibri"/>
+          <w:sz w:val="36"/>
+          <w:szCs w:val="36"/>
+        </w:rPr>
+      </w:pPr>
+    </w:p>
+    <w:p>
+      <w:pPr>
+        <w:jc w:val="both"/>
+        <w:rPr>
+          <w:rFonts w:ascii="Calibri" w:hAnsi="Calibri" w:cs="Calibri"/>
+          <w:sz w:val="36"/>
+          <w:szCs w:val="36"/>
+        </w:rPr>
+      </w:pPr>
+    </w:p>
+    <w:p>
+      <w:pPr>
+        <w:jc w:val="both"/>
+        <w:rPr>
+          <w:rFonts w:ascii="Calibri" w:hAnsi="Calibri" w:cs="Calibri"/>
+          <w:b/>
+          <w:bCs/>
+          <w:sz w:val="36"/>
+          <w:szCs w:val="36"/>
+        </w:rPr>
+      </w:pPr>
+      <w:r>
+        <w:rPr>
+          <w:rFonts w:ascii="Calibri" w:hAnsi="Calibri" w:cs="Calibri"/>
+          <w:b/>
+          <w:bCs/>
+          <w:sz w:val="36"/>
+          <w:szCs w:val="36"/>
+        </w:rPr>
+        <w:t>Dot shorthand For Creating Objects:</w:t>
+      </w:r>
+    </w:p>
+    <w:p>
+      <w:pPr>
+        <w:jc w:val="both"/>
+        <w:rPr>
+          <w:rFonts w:ascii="Calibri" w:hAnsi="Calibri" w:cs="Calibri"/>
+          <w:sz w:val="36"/>
+          <w:szCs w:val="36"/>
+        </w:rPr>
+      </w:pPr>
+      <w:r>
+        <w:rPr>
+          <w:rFonts w:ascii="Calibri" w:hAnsi="Calibri" w:cs="Calibri"/>
+          <w:sz w:val="36"/>
+          <w:szCs w:val="36"/>
+        </w:rPr>
+        <w:t xml:space="preserve"># We can use dot shorthand’s for creating objects </w:t>
+      </w:r>
+      <w:proofErr w:type="gramStart"/>
+      <w:r>
+        <w:rPr>
+          <w:rFonts w:ascii="Calibri" w:hAnsi="Calibri" w:cs="Calibri"/>
+          <w:sz w:val="36"/>
+          <w:szCs w:val="36"/>
+        </w:rPr>
+        <w:t xml:space="preserve">using </w:t>
+      </w:r>
+      <w:r>
+        <w:rPr>
+          <w:rFonts w:ascii="Calibri" w:hAnsi="Calibri" w:cs="Calibri"/>
+          <w:b/>
+          <w:bCs/>
+          <w:sz w:val="36"/>
+          <w:szCs w:val="36"/>
+        </w:rPr>
+        <w:t>.new</w:t>
+      </w:r>
+      <w:proofErr w:type="gramEnd"/>
+      <w:r>
+        <w:rPr>
+          <w:rFonts w:ascii="Calibri" w:hAnsi="Calibri" w:cs="Calibri"/>
+          <w:b/>
+          <w:bCs/>
+          <w:sz w:val="36"/>
+          <w:szCs w:val="36"/>
+        </w:rPr>
+        <w:t xml:space="preserve">() </w:t>
+      </w:r>
+      <w:r>
+        <w:rPr>
+          <w:rFonts w:ascii="Calibri" w:hAnsi="Calibri" w:cs="Calibri"/>
+          <w:sz w:val="36"/>
+          <w:szCs w:val="36"/>
+        </w:rPr>
+        <w:t>keyword, we just need to specify the class as Type</w:t>
+      </w:r>
+    </w:p>
+    <w:p>
+      <w:pPr>
+        <w:jc w:val="both"/>
+        <w:rPr>
+          <w:rFonts w:ascii="Calibri" w:hAnsi="Calibri" w:cs="Calibri"/>
+          <w:sz w:val="36"/>
+          <w:szCs w:val="36"/>
+        </w:rPr>
+      </w:pPr>
+      <w:r>
+        <w:rPr>
+          <w:rFonts w:ascii="Calibri" w:hAnsi="Calibri" w:cs="Calibri"/>
+          <w:sz w:val="36"/>
+          <w:szCs w:val="36"/>
+        </w:rPr>
+        <w:t># Old</w:t>
+      </w:r>
+    </w:p>
+    <w:p>
+      <w:pPr>
+        <w:jc w:val="both"/>
+        <w:rPr>
+          <w:rFonts w:ascii="Calibri" w:hAnsi="Calibri" w:cs="Calibri"/>
+          <w:b/>
+          <w:bCs/>
+          <w:color w:val="D86DCB" w:themeColor="accent5" w:themeTint="99"/>
+          <w:sz w:val="36"/>
+          <w:szCs w:val="36"/>
+        </w:rPr>
+      </w:pPr>
+      <w:r>
+        <w:rPr>
+          <w:rFonts w:ascii="Calibri" w:hAnsi="Calibri" w:cs="Calibri"/>
+          <w:b/>
+          <w:bCs/>
+          <w:color w:val="D86DCB" w:themeColor="accent5" w:themeTint="99"/>
+          <w:sz w:val="36"/>
+          <w:szCs w:val="36"/>
+        </w:rPr>
+        <w:t xml:space="preserve">final controller = </w:t>
+      </w:r>
+      <w:proofErr w:type="spellStart"/>
+      <w:proofErr w:type="gramStart"/>
+      <w:r>
+        <w:rPr>
+          <w:rFonts w:ascii="Calibri" w:hAnsi="Calibri" w:cs="Calibri"/>
+          <w:b/>
+          <w:bCs/>
+          <w:color w:val="D86DCB" w:themeColor="accent5" w:themeTint="99"/>
+          <w:sz w:val="36"/>
+          <w:szCs w:val="36"/>
+        </w:rPr>
+        <w:t>TextEditingController</w:t>
+      </w:r>
+      <w:proofErr w:type="spellEnd"/>
+      <w:r>
+        <w:rPr>
+          <w:rFonts w:ascii="Calibri" w:hAnsi="Calibri" w:cs="Calibri"/>
+          <w:b/>
+          <w:bCs/>
+          <w:color w:val="D86DCB" w:themeColor="accent5" w:themeTint="99"/>
+          <w:sz w:val="36"/>
+          <w:szCs w:val="36"/>
+        </w:rPr>
+        <w:t>(</w:t>
+      </w:r>
+      <w:proofErr w:type="gramEnd"/>
+      <w:r>
+        <w:rPr>
+          <w:rFonts w:ascii="Calibri" w:hAnsi="Calibri" w:cs="Calibri"/>
+          <w:b/>
+          <w:bCs/>
+          <w:color w:val="D86DCB" w:themeColor="accent5" w:themeTint="99"/>
+          <w:sz w:val="36"/>
+          <w:szCs w:val="36"/>
+        </w:rPr>
+        <w:t>text: …);</w:t>
+      </w:r>
+    </w:p>
+    <w:p>
+      <w:pPr>
+        <w:jc w:val="both"/>
+        <w:rPr>
+          <w:rFonts w:ascii="Calibri" w:hAnsi="Calibri" w:cs="Calibri"/>
+          <w:sz w:val="36"/>
+          <w:szCs w:val="36"/>
+        </w:rPr>
+      </w:pPr>
+      <w:r>
+        <w:rPr>
+          <w:rFonts w:ascii="Calibri" w:hAnsi="Calibri" w:cs="Calibri"/>
+          <w:sz w:val="36"/>
+          <w:szCs w:val="36"/>
+        </w:rPr>
         <w:lastRenderedPageBreak/>
-        <w:t xml:space="preserve">  Widget build(BuildContext context) {</w:t>
-      </w:r>
-    </w:p>
-    <w:p>
-      <w:pPr>
-        <w:jc w:val="both"/>
-        <w:rPr>
-          <w:rFonts w:ascii="Calibri" w:hAnsi="Calibri" w:cs="Calibri"/>
-          <w:b/>
-          <w:bCs/>
-          <w:color w:val="D86DCB" w:themeColor="accent5" w:themeTint="99"/>
-          <w:sz w:val="36"/>
-          <w:szCs w:val="36"/>
-        </w:rPr>
-      </w:pPr>
-      <w:r>
-        <w:rPr>
-          <w:rFonts w:ascii="Calibri" w:hAnsi="Calibri" w:cs="Calibri"/>
-          <w:b/>
-          <w:bCs/>
-          <w:color w:val="D86DCB" w:themeColor="accent5" w:themeTint="99"/>
-          <w:sz w:val="36"/>
-          <w:szCs w:val="36"/>
-        </w:rPr>
-        <w:t xml:space="preserve">    return Text(.title); // instead of this.title</w:t>
-      </w:r>
-    </w:p>
-    <w:p>
-      <w:pPr>
-        <w:jc w:val="both"/>
-        <w:rPr>
-          <w:rFonts w:ascii="Calibri" w:hAnsi="Calibri" w:cs="Calibri"/>
-          <w:b/>
-          <w:bCs/>
-          <w:color w:val="D86DCB" w:themeColor="accent5" w:themeTint="99"/>
-          <w:sz w:val="36"/>
-          <w:szCs w:val="36"/>
-        </w:rPr>
-      </w:pPr>
-      <w:r>
-        <w:rPr>
-          <w:rFonts w:ascii="Calibri" w:hAnsi="Calibri" w:cs="Calibri"/>
-          <w:b/>
-          <w:bCs/>
-          <w:color w:val="D86DCB" w:themeColor="accent5" w:themeTint="99"/>
-          <w:sz w:val="36"/>
-          <w:szCs w:val="36"/>
-        </w:rPr>
-        <w:t xml:space="preserve">  }</w:t>
-      </w:r>
-    </w:p>
-    <w:p>
-      <w:pPr>
-        <w:jc w:val="both"/>
-        <w:rPr>
-          <w:rFonts w:ascii="Calibri" w:hAnsi="Calibri" w:cs="Calibri"/>
-          <w:b/>
-          <w:bCs/>
-          <w:color w:val="D86DCB" w:themeColor="accent5" w:themeTint="99"/>
-          <w:sz w:val="36"/>
-          <w:szCs w:val="36"/>
-        </w:rPr>
-      </w:pPr>
-      <w:r>
-        <w:rPr>
-          <w:rFonts w:ascii="Calibri" w:hAnsi="Calibri" w:cs="Calibri"/>
-          <w:b/>
-          <w:bCs/>
-          <w:color w:val="D86DCB" w:themeColor="accent5" w:themeTint="99"/>
-          <w:sz w:val="36"/>
-          <w:szCs w:val="36"/>
-        </w:rPr>
-        <w:t>}</w:t>
-      </w:r>
-    </w:p>
-    <w:p>
-      <w:pPr>
-        <w:jc w:val="both"/>
-        <w:rPr>
-          <w:rFonts w:ascii="Calibri" w:hAnsi="Calibri" w:cs="Calibri"/>
-          <w:sz w:val="36"/>
-          <w:szCs w:val="36"/>
-        </w:rPr>
-      </w:pPr>
-      <w:r>
-        <w:rPr>
-          <w:rFonts w:ascii="Calibri" w:hAnsi="Calibri" w:cs="Calibri"/>
-          <w:sz w:val="36"/>
-          <w:szCs w:val="36"/>
-        </w:rPr>
-        <w:t xml:space="preserve"># We can also use them in methods and constructors </w:t>
-      </w:r>
-      <w:r>
-        <w:rPr>
-          <w:rFonts w:ascii="Calibri" w:hAnsi="Calibri" w:cs="Calibri"/>
-          <w:sz w:val="36"/>
-          <w:szCs w:val="36"/>
-        </w:rPr>
-        <w:t xml:space="preserve">(before </w:t>
-      </w:r>
-      <w:r>
-        <w:rPr>
-          <w:rFonts w:ascii="Calibri" w:hAnsi="Calibri" w:cs="Calibri"/>
-          <w:b/>
-          <w:bCs/>
-          <w:sz w:val="36"/>
-          <w:szCs w:val="36"/>
-        </w:rPr>
-        <w:t>double bmi = this.calculateBMI()</w:t>
-      </w:r>
-      <w:r>
-        <w:rPr>
-          <w:rFonts w:ascii="Calibri" w:hAnsi="Calibri" w:cs="Calibri"/>
-          <w:sz w:val="36"/>
-          <w:szCs w:val="36"/>
-        </w:rPr>
-        <w:t xml:space="preserve"> and </w:t>
-      </w:r>
-      <w:r>
-        <w:rPr>
-          <w:rFonts w:ascii="Calibri" w:hAnsi="Calibri" w:cs="Calibri"/>
-          <w:b/>
-          <w:bCs/>
-          <w:sz w:val="36"/>
-          <w:szCs w:val="36"/>
-        </w:rPr>
-        <w:t>User({required this.name, required this.age})</w:t>
-      </w:r>
-      <w:r>
-        <w:rPr>
-          <w:rFonts w:ascii="Calibri" w:hAnsi="Calibri" w:cs="Calibri"/>
-          <w:sz w:val="36"/>
-          <w:szCs w:val="36"/>
-        </w:rPr>
-        <w:t xml:space="preserve"> )</w:t>
-      </w:r>
-      <w:r>
-        <w:rPr>
-          <w:rFonts w:ascii="Calibri" w:hAnsi="Calibri" w:cs="Calibri"/>
-          <w:sz w:val="36"/>
-          <w:szCs w:val="36"/>
-        </w:rPr>
-        <w:t>. Now</w:t>
-      </w:r>
-    </w:p>
-    <w:p>
-      <w:pPr>
-        <w:jc w:val="both"/>
-        <w:rPr>
-          <w:rFonts w:ascii="Calibri" w:hAnsi="Calibri" w:cs="Calibri"/>
-          <w:b/>
-          <w:bCs/>
-          <w:color w:val="D86DCB" w:themeColor="accent5" w:themeTint="99"/>
-          <w:sz w:val="36"/>
-          <w:szCs w:val="36"/>
-        </w:rPr>
-      </w:pPr>
-      <w:r>
-        <w:rPr>
-          <w:rFonts w:ascii="Calibri" w:hAnsi="Calibri" w:cs="Calibri"/>
-          <w:b/>
-          <w:bCs/>
-          <w:color w:val="D86DCB" w:themeColor="accent5" w:themeTint="99"/>
-          <w:sz w:val="36"/>
-          <w:szCs w:val="36"/>
-        </w:rPr>
-        <w:t>double bmi = .calculateBMI();</w:t>
-      </w:r>
-    </w:p>
-    <w:p>
-      <w:pPr>
-        <w:jc w:val="both"/>
-        <w:rPr>
-          <w:rFonts w:ascii="Calibri" w:hAnsi="Calibri" w:cs="Calibri"/>
-          <w:b/>
-          <w:bCs/>
-          <w:color w:val="D86DCB" w:themeColor="accent5" w:themeTint="99"/>
-          <w:sz w:val="36"/>
-          <w:szCs w:val="36"/>
-        </w:rPr>
-      </w:pPr>
-      <w:r>
-        <w:rPr>
-          <w:rFonts w:ascii="Calibri" w:hAnsi="Calibri" w:cs="Calibri"/>
-          <w:b/>
-          <w:bCs/>
-          <w:color w:val="D86DCB" w:themeColor="accent5" w:themeTint="99"/>
-          <w:sz w:val="36"/>
-          <w:szCs w:val="36"/>
-        </w:rPr>
-        <w:t>User({required .name, required .age});</w:t>
-      </w:r>
-    </w:p>
-    <w:p>
-      <w:pPr>
-        <w:jc w:val="both"/>
-        <w:rPr>
-          <w:rFonts w:ascii="Calibri" w:hAnsi="Calibri" w:cs="Calibri"/>
-          <w:sz w:val="36"/>
-          <w:szCs w:val="36"/>
-        </w:rPr>
-      </w:pPr>
-      <w:r>
-        <w:rPr>
-          <w:rFonts w:ascii="Calibri" w:hAnsi="Calibri" w:cs="Calibri"/>
-          <w:sz w:val="36"/>
-          <w:szCs w:val="36"/>
-        </w:rPr>
-        <w:t xml:space="preserve">Note: </w:t>
-      </w:r>
-      <w:r>
-        <w:rPr>
-          <w:rFonts w:ascii="Calibri" w:hAnsi="Calibri" w:cs="Calibri"/>
-          <w:sz w:val="36"/>
-          <w:szCs w:val="36"/>
-        </w:rPr>
-        <w:t>It works only inside a class. We can only use .name when “name” is a field or method of this object. The leading dot always means “</w:t>
-      </w:r>
-      <w:r>
-        <w:rPr>
-          <w:rFonts w:ascii="Calibri" w:hAnsi="Calibri" w:cs="Calibri"/>
-          <w:b/>
-          <w:bCs/>
-          <w:sz w:val="36"/>
-          <w:szCs w:val="36"/>
-        </w:rPr>
-        <w:t>this</w:t>
-      </w:r>
-      <w:r>
-        <w:rPr>
-          <w:rFonts w:ascii="Calibri" w:hAnsi="Calibri" w:cs="Calibri"/>
-          <w:sz w:val="36"/>
-          <w:szCs w:val="36"/>
-        </w:rPr>
-        <w:t xml:space="preserve">” according to context. </w:t>
-      </w:r>
-      <w:r>
-        <w:rPr>
-          <w:rFonts w:ascii="Calibri" w:hAnsi="Calibri" w:cs="Calibri"/>
-          <w:sz w:val="36"/>
-          <w:szCs w:val="36"/>
-        </w:rPr>
-        <w:t xml:space="preserve">We can use it in methods, constructors, getters/setters, Flutter </w:t>
-      </w:r>
-      <w:r>
-        <w:rPr>
-          <w:rFonts w:ascii="Calibri" w:hAnsi="Calibri" w:cs="Calibri"/>
-          <w:b/>
-          <w:bCs/>
-          <w:sz w:val="36"/>
-          <w:szCs w:val="36"/>
-        </w:rPr>
-        <w:t xml:space="preserve">build() </w:t>
-      </w:r>
-      <w:r>
-        <w:rPr>
-          <w:rFonts w:ascii="Calibri" w:hAnsi="Calibri" w:cs="Calibri"/>
-          <w:sz w:val="36"/>
-          <w:szCs w:val="36"/>
-        </w:rPr>
-        <w:t>methods and overrides.</w:t>
-      </w:r>
-    </w:p>
-    <w:p>
-      <w:pPr>
-        <w:jc w:val="both"/>
-        <w:rPr>
-          <w:rFonts w:ascii="Calibri" w:hAnsi="Calibri" w:cs="Calibri"/>
-          <w:sz w:val="36"/>
-          <w:szCs w:val="36"/>
-        </w:rPr>
-      </w:pPr>
-    </w:p>
-    <w:p>
-      <w:pPr>
-        <w:jc w:val="both"/>
-        <w:rPr>
-          <w:rFonts w:ascii="Calibri" w:hAnsi="Calibri" w:cs="Calibri"/>
-          <w:b/>
-          <w:bCs/>
-          <w:sz w:val="36"/>
-          <w:szCs w:val="36"/>
-        </w:rPr>
-      </w:pPr>
-      <w:r>
-        <w:rPr>
-          <w:rFonts w:ascii="Calibri" w:hAnsi="Calibri" w:cs="Calibri"/>
-          <w:b/>
-          <w:bCs/>
-          <w:sz w:val="36"/>
-          <w:szCs w:val="36"/>
-        </w:rPr>
-        <w:t>Dot shorthand For Creating Objects:</w:t>
-      </w:r>
-    </w:p>
-    <w:p>
-      <w:pPr>
-        <w:jc w:val="both"/>
-        <w:rPr>
-          <w:rFonts w:ascii="Calibri" w:hAnsi="Calibri" w:cs="Calibri"/>
-          <w:sz w:val="36"/>
-          <w:szCs w:val="36"/>
-        </w:rPr>
-      </w:pPr>
-      <w:r>
-        <w:rPr>
-          <w:rFonts w:ascii="Calibri" w:hAnsi="Calibri" w:cs="Calibri"/>
-          <w:sz w:val="36"/>
-          <w:szCs w:val="36"/>
-        </w:rPr>
-        <w:t xml:space="preserve"># We can use dot shorthand’s for creating objects using </w:t>
-      </w:r>
-      <w:r>
-        <w:rPr>
-          <w:rFonts w:ascii="Calibri" w:hAnsi="Calibri" w:cs="Calibri"/>
-          <w:b/>
-          <w:bCs/>
-          <w:sz w:val="36"/>
-          <w:szCs w:val="36"/>
-        </w:rPr>
-        <w:t xml:space="preserve">.new() </w:t>
-      </w:r>
-      <w:r>
-        <w:rPr>
-          <w:rFonts w:ascii="Calibri" w:hAnsi="Calibri" w:cs="Calibri"/>
-          <w:sz w:val="36"/>
-          <w:szCs w:val="36"/>
-        </w:rPr>
-        <w:t>keyword, we just need to specify the class as Type</w:t>
-      </w:r>
-    </w:p>
-    <w:p>
-      <w:pPr>
-        <w:jc w:val="both"/>
-        <w:rPr>
-          <w:rFonts w:ascii="Calibri" w:hAnsi="Calibri" w:cs="Calibri"/>
-          <w:sz w:val="36"/>
-          <w:szCs w:val="36"/>
-        </w:rPr>
-      </w:pPr>
-      <w:r>
-        <w:rPr>
-          <w:rFonts w:ascii="Calibri" w:hAnsi="Calibri" w:cs="Calibri"/>
-          <w:sz w:val="36"/>
-          <w:szCs w:val="36"/>
-        </w:rPr>
-        <w:t># Old</w:t>
-      </w:r>
-    </w:p>
-    <w:p>
-      <w:pPr>
-        <w:jc w:val="both"/>
-        <w:rPr>
-          <w:rFonts w:ascii="Calibri" w:hAnsi="Calibri" w:cs="Calibri"/>
-          <w:b/>
-          <w:bCs/>
-          <w:color w:val="D86DCB" w:themeColor="accent5" w:themeTint="99"/>
-          <w:sz w:val="36"/>
-          <w:szCs w:val="36"/>
-        </w:rPr>
-      </w:pPr>
-      <w:r>
-        <w:rPr>
-          <w:rFonts w:ascii="Calibri" w:hAnsi="Calibri" w:cs="Calibri"/>
-          <w:b/>
-          <w:bCs/>
-          <w:color w:val="D86DCB" w:themeColor="accent5" w:themeTint="99"/>
-          <w:sz w:val="36"/>
-          <w:szCs w:val="36"/>
-        </w:rPr>
-        <w:t>final controller = TextEditingController(text: …);</w:t>
-      </w:r>
-    </w:p>
-    <w:p>
-      <w:pPr>
-        <w:jc w:val="both"/>
-        <w:rPr>
-          <w:rFonts w:ascii="Calibri" w:hAnsi="Calibri" w:cs="Calibri"/>
-          <w:sz w:val="36"/>
-          <w:szCs w:val="36"/>
-        </w:rPr>
-      </w:pPr>
-      <w:r>
-        <w:rPr>
-          <w:rFonts w:ascii="Calibri" w:hAnsi="Calibri" w:cs="Calibri"/>
-          <w:sz w:val="36"/>
-          <w:szCs w:val="36"/>
-        </w:rPr>
         <w:t># New way</w:t>
       </w:r>
     </w:p>
@@ -2457,7 +3766,107 @@
           <w:sz w:val="36"/>
           <w:szCs w:val="36"/>
         </w:rPr>
-        <w:t>final TextEditingController controller = .new(text: 'LOl');</w:t>
+        <w:t xml:space="preserve">final </w:t>
+      </w:r>
+      <w:proofErr w:type="spellStart"/>
+      <w:r>
+        <w:rPr>
+          <w:rFonts w:ascii="Calibri" w:hAnsi="Calibri" w:cs="Calibri"/>
+          <w:b/>
+          <w:bCs/>
+          <w:color w:val="D86DCB" w:themeColor="accent5" w:themeTint="99"/>
+          <w:sz w:val="36"/>
+          <w:szCs w:val="36"/>
+        </w:rPr>
+        <w:t>TextEditingController</w:t>
+      </w:r>
+      <w:proofErr w:type="spellEnd"/>
+      <w:r>
+        <w:rPr>
+          <w:rFonts w:ascii="Calibri" w:hAnsi="Calibri" w:cs="Calibri"/>
+          <w:b/>
+          <w:bCs/>
+          <w:color w:val="D86DCB" w:themeColor="accent5" w:themeTint="99"/>
+          <w:sz w:val="36"/>
+          <w:szCs w:val="36"/>
+        </w:rPr>
+        <w:t xml:space="preserve"> controller </w:t>
+      </w:r>
+      <w:proofErr w:type="gramStart"/>
+      <w:r>
+        <w:rPr>
+          <w:rFonts w:ascii="Calibri" w:hAnsi="Calibri" w:cs="Calibri"/>
+          <w:b/>
+          <w:bCs/>
+          <w:color w:val="D86DCB" w:themeColor="accent5" w:themeTint="99"/>
+          <w:sz w:val="36"/>
+          <w:szCs w:val="36"/>
+        </w:rPr>
+        <w:t>= .new</w:t>
+      </w:r>
+      <w:proofErr w:type="gramEnd"/>
+      <w:r>
+        <w:rPr>
+          <w:rFonts w:ascii="Calibri" w:hAnsi="Calibri" w:cs="Calibri"/>
+          <w:b/>
+          <w:bCs/>
+          <w:color w:val="D86DCB" w:themeColor="accent5" w:themeTint="99"/>
+          <w:sz w:val="36"/>
+          <w:szCs w:val="36"/>
+        </w:rPr>
+        <w:t>(text: '</w:t>
+      </w:r>
+      <w:proofErr w:type="spellStart"/>
+      <w:r>
+        <w:rPr>
+          <w:rFonts w:ascii="Calibri" w:hAnsi="Calibri" w:cs="Calibri"/>
+          <w:b/>
+          <w:bCs/>
+          <w:color w:val="D86DCB" w:themeColor="accent5" w:themeTint="99"/>
+          <w:sz w:val="36"/>
+          <w:szCs w:val="36"/>
+        </w:rPr>
+        <w:t>LOl</w:t>
+      </w:r>
+      <w:proofErr w:type="spellEnd"/>
+      <w:r>
+        <w:rPr>
+          <w:rFonts w:ascii="Calibri" w:hAnsi="Calibri" w:cs="Calibri"/>
+          <w:b/>
+          <w:bCs/>
+          <w:color w:val="D86DCB" w:themeColor="accent5" w:themeTint="99"/>
+          <w:sz w:val="36"/>
+          <w:szCs w:val="36"/>
+        </w:rPr>
+        <w:t>');</w:t>
+      </w:r>
+    </w:p>
+    <w:p>
+      <w:pPr>
+        <w:jc w:val="both"/>
+        <w:rPr>
+          <w:rFonts w:ascii="Calibri" w:hAnsi="Calibri" w:cs="Calibri"/>
+          <w:sz w:val="36"/>
+          <w:szCs w:val="36"/>
+        </w:rPr>
+      </w:pPr>
+    </w:p>
+    <w:p>
+      <w:pPr>
+        <w:jc w:val="both"/>
+        <w:rPr>
+          <w:rFonts w:ascii="Calibri" w:hAnsi="Calibri" w:cs="Calibri"/>
+          <w:sz w:val="36"/>
+          <w:szCs w:val="36"/>
+        </w:rPr>
+      </w:pPr>
+      <w:r>
+        <w:rPr>
+          <w:rFonts w:ascii="Calibri" w:hAnsi="Calibri" w:cs="Calibri"/>
+          <w:sz w:val="36"/>
+          <w:szCs w:val="36"/>
+        </w:rPr>
+        <w:t>Break</w:t>
       </w:r>
     </w:p>
     <w:p>
@@ -2547,8 +3956,20 @@
           <w:sz w:val="36"/>
           <w:szCs w:val="36"/>
         </w:rPr>
-        <w:t>dart pub cache gc</w:t>
-      </w:r>
+        <w:t xml:space="preserve">dart pub cache </w:t>
+      </w:r>
+      <w:proofErr w:type="spellStart"/>
+      <w:r>
+        <w:rPr>
+          <w:rFonts w:ascii="Calibri" w:hAnsi="Calibri" w:cs="Calibri"/>
+          <w:b/>
+          <w:bCs/>
+          <w:sz w:val="36"/>
+          <w:szCs w:val="36"/>
+        </w:rPr>
+        <w:t>gc</w:t>
+      </w:r>
+      <w:proofErr w:type="spellEnd"/>
       <w:r>
         <w:rPr>
           <w:rFonts w:ascii="Calibri" w:hAnsi="Calibri" w:cs="Calibri"/>
@@ -2625,8 +4046,21 @@
           <w:sz w:val="36"/>
           <w:szCs w:val="36"/>
         </w:rPr>
-        <w:t>flutter pub get</w:t>
-      </w:r>
+        <w:t xml:space="preserve">flutter pub </w:t>
+      </w:r>
+      <w:proofErr w:type="gramStart"/>
+      <w:r>
+        <w:rPr>
+          <w:rFonts w:ascii="Calibri" w:hAnsi="Calibri" w:cs="Calibri"/>
+          <w:b/>
+          <w:bCs/>
+          <w:color w:val="60CAF3" w:themeColor="accent4" w:themeTint="99"/>
+          <w:sz w:val="36"/>
+          <w:szCs w:val="36"/>
+        </w:rPr>
+        <w:t>get</w:t>
+      </w:r>
+      <w:proofErr w:type="gramEnd"/>
     </w:p>
     <w:p>
       <w:pPr>
@@ -2667,8 +4101,21 @@
           <w:sz w:val="36"/>
           <w:szCs w:val="36"/>
         </w:rPr>
-        <w:t>dart pub get</w:t>
-      </w:r>
+        <w:t xml:space="preserve">dart pub </w:t>
+      </w:r>
+      <w:proofErr w:type="gramStart"/>
+      <w:r>
+        <w:rPr>
+          <w:rFonts w:ascii="Calibri" w:hAnsi="Calibri" w:cs="Calibri"/>
+          <w:b/>
+          <w:bCs/>
+          <w:color w:val="60CAF3" w:themeColor="accent4" w:themeTint="99"/>
+          <w:sz w:val="36"/>
+          <w:szCs w:val="36"/>
+        </w:rPr>
+        <w:t>get</w:t>
+      </w:r>
+      <w:proofErr w:type="gramEnd"/>
     </w:p>
     <w:p>
       <w:pPr>
@@ -2850,7 +4297,6 @@
           <w:sz w:val="36"/>
           <w:szCs w:val="36"/>
         </w:rPr>
-        <w:lastRenderedPageBreak/>
         <w:t>It scans our projects</w:t>
       </w:r>
     </w:p>
@@ -3014,8 +4460,21 @@
           <w:sz w:val="36"/>
           <w:szCs w:val="36"/>
         </w:rPr>
-        <w:t>dart pub cache gc</w:t>
-      </w:r>
+        <w:t xml:space="preserve">dart pub cache </w:t>
+      </w:r>
+      <w:proofErr w:type="spellStart"/>
+      <w:r>
+        <w:rPr>
+          <w:rFonts w:ascii="Calibri" w:hAnsi="Calibri" w:cs="Calibri"/>
+          <w:b/>
+          <w:bCs/>
+          <w:color w:val="60CAF3" w:themeColor="accent4" w:themeTint="99"/>
+          <w:sz w:val="36"/>
+          <w:szCs w:val="36"/>
+        </w:rPr>
+        <w:t>gc</w:t>
+      </w:r>
+      <w:proofErr w:type="spellEnd"/>
     </w:p>
     <w:p>
       <w:pPr>
@@ -3056,8 +4515,21 @@
           <w:sz w:val="36"/>
           <w:szCs w:val="36"/>
         </w:rPr>
-        <w:t>flutter pub cache gc</w:t>
-      </w:r>
+        <w:t xml:space="preserve">flutter pub cache </w:t>
+      </w:r>
+      <w:proofErr w:type="spellStart"/>
+      <w:r>
+        <w:rPr>
+          <w:rFonts w:ascii="Calibri" w:hAnsi="Calibri" w:cs="Calibri"/>
+          <w:b/>
+          <w:bCs/>
+          <w:color w:val="60CAF3" w:themeColor="accent4" w:themeTint="99"/>
+          <w:sz w:val="36"/>
+          <w:szCs w:val="36"/>
+        </w:rPr>
+        <w:t>gc</w:t>
+      </w:r>
+      <w:proofErr w:type="spellEnd"/>
     </w:p>
     <w:p>
       <w:pPr>
@@ -3122,8 +4594,21 @@
           <w:sz w:val="36"/>
           <w:szCs w:val="36"/>
         </w:rPr>
-        <w:t>flutter pub get</w:t>
-      </w:r>
+        <w:t xml:space="preserve">flutter pub </w:t>
+      </w:r>
+      <w:proofErr w:type="gramStart"/>
+      <w:r>
+        <w:rPr>
+          <w:rFonts w:ascii="Calibri" w:hAnsi="Calibri" w:cs="Calibri"/>
+          <w:b/>
+          <w:bCs/>
+          <w:color w:val="60CAF3" w:themeColor="accent4" w:themeTint="99"/>
+          <w:sz w:val="36"/>
+          <w:szCs w:val="36"/>
+        </w:rPr>
+        <w:t>get</w:t>
+      </w:r>
+      <w:proofErr w:type="gramEnd"/>
     </w:p>
     <w:p>
       <w:pPr>
@@ -3219,6 +4704,7 @@
           <w:sz w:val="36"/>
           <w:szCs w:val="36"/>
         </w:rPr>
+        <w:lastRenderedPageBreak/>
         <w:t>Weird dependency issues. Sometimes old cached packages cause bugs</w:t>
       </w:r>
     </w:p>
@@ -3270,7 +4756,6 @@
           <w:sz w:val="36"/>
           <w:szCs w:val="36"/>
         </w:rPr>
-        <w:lastRenderedPageBreak/>
         <w:t>Mental Model (Remember this):</w:t>
       </w:r>
     </w:p>
@@ -3544,6 +5029,7 @@
                 <w:szCs w:val="36"/>
               </w:rPr>
             </w:pPr>
+            <w:proofErr w:type="spellStart"/>
             <w:r>
               <w:rPr>
                 <w:rFonts w:ascii="Calibri" w:hAnsi="Calibri" w:cs="Calibri"/>
@@ -3552,6 +5038,7 @@
               </w:rPr>
               <w:t>gc</w:t>
             </w:r>
+            <w:proofErr w:type="spellEnd"/>
           </w:p>
         </w:tc>
         <w:tc>
@@ -3925,8 +5412,18 @@
                 <w:sz w:val="36"/>
                 <w:szCs w:val="36"/>
               </w:rPr>
-              <w:t>pub cache gc</w:t>
+              <w:t xml:space="preserve">pub cache </w:t>
             </w:r>
+            <w:proofErr w:type="spellStart"/>
+            <w:r>
+              <w:rPr>
+                <w:rFonts w:ascii="Calibri" w:hAnsi="Calibri" w:cs="Calibri"/>
+                <w:sz w:val="36"/>
+                <w:szCs w:val="36"/>
+              </w:rPr>
+              <w:t>gc</w:t>
+            </w:r>
+            <w:proofErr w:type="spellEnd"/>
           </w:p>
         </w:tc>
         <w:tc>
@@ -4034,7 +5531,6 @@
           <w:sz w:val="36"/>
           <w:szCs w:val="36"/>
         </w:rPr>
-        <w:lastRenderedPageBreak/>
         <w:t>Primary Constructors in Dart (Experimental):</w:t>
       </w:r>
     </w:p>
@@ -4246,7 +5742,55 @@
           <w:sz w:val="36"/>
           <w:szCs w:val="36"/>
         </w:rPr>
-        <w:t>class UserCard extends StatelessWidget {</w:t>
+        <w:t xml:space="preserve">class </w:t>
+      </w:r>
+      <w:proofErr w:type="spellStart"/>
+      <w:r>
+        <w:rPr>
+          <w:rFonts w:ascii="Calibri" w:hAnsi="Calibri" w:cs="Calibri"/>
+          <w:b/>
+          <w:bCs/>
+          <w:color w:val="D86DCB" w:themeColor="accent5" w:themeTint="99"/>
+          <w:sz w:val="36"/>
+          <w:szCs w:val="36"/>
+        </w:rPr>
+        <w:t>UserCard</w:t>
+      </w:r>
+      <w:proofErr w:type="spellEnd"/>
+      <w:r>
+        <w:rPr>
+          <w:rFonts w:ascii="Calibri" w:hAnsi="Calibri" w:cs="Calibri"/>
+          <w:b/>
+          <w:bCs/>
+          <w:color w:val="D86DCB" w:themeColor="accent5" w:themeTint="99"/>
+          <w:sz w:val="36"/>
+          <w:szCs w:val="36"/>
+        </w:rPr>
+        <w:t xml:space="preserve"> extends </w:t>
+      </w:r>
+      <w:proofErr w:type="spellStart"/>
+      <w:r>
+        <w:rPr>
+          <w:rFonts w:ascii="Calibri" w:hAnsi="Calibri" w:cs="Calibri"/>
+          <w:b/>
+          <w:bCs/>
+          <w:color w:val="D86DCB" w:themeColor="accent5" w:themeTint="99"/>
+          <w:sz w:val="36"/>
+          <w:szCs w:val="36"/>
+        </w:rPr>
+        <w:t>StatelessWidget</w:t>
+      </w:r>
+      <w:proofErr w:type="spellEnd"/>
+      <w:r>
+        <w:rPr>
+          <w:rFonts w:ascii="Calibri" w:hAnsi="Calibri" w:cs="Calibri"/>
+          <w:b/>
+          <w:bCs/>
+          <w:color w:val="D86DCB" w:themeColor="accent5" w:themeTint="99"/>
+          <w:sz w:val="36"/>
+          <w:szCs w:val="36"/>
+        </w:rPr>
+        <w:t xml:space="preserve"> {</w:t>
       </w:r>
     </w:p>
     <w:p>
@@ -4318,31 +5862,92 @@
           <w:sz w:val="36"/>
           <w:szCs w:val="36"/>
         </w:rPr>
-        <w:t xml:space="preserve">  const UserCard({</w:t>
-      </w:r>
-    </w:p>
-    <w:p>
-      <w:pPr>
-        <w:jc w:val="both"/>
-        <w:rPr>
-          <w:rFonts w:ascii="Calibri" w:hAnsi="Calibri" w:cs="Calibri"/>
-          <w:b/>
-          <w:bCs/>
-          <w:color w:val="D86DCB" w:themeColor="accent5" w:themeTint="99"/>
-          <w:sz w:val="36"/>
-          <w:szCs w:val="36"/>
-        </w:rPr>
-      </w:pPr>
-      <w:r>
-        <w:rPr>
-          <w:rFonts w:ascii="Calibri" w:hAnsi="Calibri" w:cs="Calibri"/>
-          <w:b/>
-          <w:bCs/>
-          <w:color w:val="D86DCB" w:themeColor="accent5" w:themeTint="99"/>
-          <w:sz w:val="36"/>
-          <w:szCs w:val="36"/>
-        </w:rPr>
-        <w:t xml:space="preserve">    super.key,</w:t>
+        <w:t xml:space="preserve">  const </w:t>
+      </w:r>
+      <w:proofErr w:type="spellStart"/>
+      <w:proofErr w:type="gramStart"/>
+      <w:r>
+        <w:rPr>
+          <w:rFonts w:ascii="Calibri" w:hAnsi="Calibri" w:cs="Calibri"/>
+          <w:b/>
+          <w:bCs/>
+          <w:color w:val="D86DCB" w:themeColor="accent5" w:themeTint="99"/>
+          <w:sz w:val="36"/>
+          <w:szCs w:val="36"/>
+        </w:rPr>
+        <w:t>UserCard</w:t>
+      </w:r>
+      <w:proofErr w:type="spellEnd"/>
+      <w:r>
+        <w:rPr>
+          <w:rFonts w:ascii="Calibri" w:hAnsi="Calibri" w:cs="Calibri"/>
+          <w:b/>
+          <w:bCs/>
+          <w:color w:val="D86DCB" w:themeColor="accent5" w:themeTint="99"/>
+          <w:sz w:val="36"/>
+          <w:szCs w:val="36"/>
+        </w:rPr>
+        <w:t>(</w:t>
+      </w:r>
+      <w:proofErr w:type="gramEnd"/>
+      <w:r>
+        <w:rPr>
+          <w:rFonts w:ascii="Calibri" w:hAnsi="Calibri" w:cs="Calibri"/>
+          <w:b/>
+          <w:bCs/>
+          <w:color w:val="D86DCB" w:themeColor="accent5" w:themeTint="99"/>
+          <w:sz w:val="36"/>
+          <w:szCs w:val="36"/>
+        </w:rPr>
+        <w:t>{</w:t>
+      </w:r>
+    </w:p>
+    <w:p>
+      <w:pPr>
+        <w:jc w:val="both"/>
+        <w:rPr>
+          <w:rFonts w:ascii="Calibri" w:hAnsi="Calibri" w:cs="Calibri"/>
+          <w:b/>
+          <w:bCs/>
+          <w:color w:val="D86DCB" w:themeColor="accent5" w:themeTint="99"/>
+          <w:sz w:val="36"/>
+          <w:szCs w:val="36"/>
+        </w:rPr>
+      </w:pPr>
+      <w:r>
+        <w:rPr>
+          <w:rFonts w:ascii="Calibri" w:hAnsi="Calibri" w:cs="Calibri"/>
+          <w:b/>
+          <w:bCs/>
+          <w:color w:val="D86DCB" w:themeColor="accent5" w:themeTint="99"/>
+          <w:sz w:val="36"/>
+          <w:szCs w:val="36"/>
+        </w:rPr>
+        <w:t xml:space="preserve">    </w:t>
+      </w:r>
+      <w:proofErr w:type="spellStart"/>
+      <w:r>
+        <w:rPr>
+          <w:rFonts w:ascii="Calibri" w:hAnsi="Calibri" w:cs="Calibri"/>
+          <w:b/>
+          <w:bCs/>
+          <w:color w:val="D86DCB" w:themeColor="accent5" w:themeTint="99"/>
+          <w:sz w:val="36"/>
+          <w:szCs w:val="36"/>
+        </w:rPr>
+        <w:t>super.key</w:t>
+      </w:r>
+      <w:proofErr w:type="spellEnd"/>
+      <w:r>
+        <w:rPr>
+          <w:rFonts w:ascii="Calibri" w:hAnsi="Calibri" w:cs="Calibri"/>
+          <w:b/>
+          <w:bCs/>
+          <w:color w:val="D86DCB" w:themeColor="accent5" w:themeTint="99"/>
+          <w:sz w:val="36"/>
+          <w:szCs w:val="36"/>
+        </w:rPr>
+        <w:t>,</w:t>
       </w:r>
     </w:p>
     <w:p>
@@ -4390,7 +5995,33 @@
           <w:sz w:val="36"/>
           <w:szCs w:val="36"/>
         </w:rPr>
-        <w:t xml:space="preserve">    required this.email,</w:t>
+        <w:t xml:space="preserve">    required </w:t>
+      </w:r>
+      <w:proofErr w:type="spellStart"/>
+      <w:proofErr w:type="gramStart"/>
+      <w:r>
+        <w:rPr>
+          <w:rFonts w:ascii="Calibri" w:hAnsi="Calibri" w:cs="Calibri"/>
+          <w:b/>
+          <w:bCs/>
+          <w:color w:val="D86DCB" w:themeColor="accent5" w:themeTint="99"/>
+          <w:sz w:val="36"/>
+          <w:szCs w:val="36"/>
+        </w:rPr>
+        <w:t>this.email</w:t>
+      </w:r>
+      <w:proofErr w:type="spellEnd"/>
+      <w:proofErr w:type="gramEnd"/>
+      <w:r>
+        <w:rPr>
+          <w:rFonts w:ascii="Calibri" w:hAnsi="Calibri" w:cs="Calibri"/>
+          <w:b/>
+          <w:bCs/>
+          <w:color w:val="D86DCB" w:themeColor="accent5" w:themeTint="99"/>
+          <w:sz w:val="36"/>
+          <w:szCs w:val="36"/>
+        </w:rPr>
+        <w:t>,</w:t>
       </w:r>
     </w:p>
     <w:p>
@@ -4475,7 +6106,44 @@
           <w:sz w:val="36"/>
           <w:szCs w:val="36"/>
         </w:rPr>
-        <w:t xml:space="preserve">  Widget build(BuildContext context) {</w:t>
+        <w:t xml:space="preserve">  Widget </w:t>
+      </w:r>
+      <w:proofErr w:type="gramStart"/>
+      <w:r>
+        <w:rPr>
+          <w:rFonts w:ascii="Calibri" w:hAnsi="Calibri" w:cs="Calibri"/>
+          <w:b/>
+          <w:bCs/>
+          <w:color w:val="D86DCB" w:themeColor="accent5" w:themeTint="99"/>
+          <w:sz w:val="36"/>
+          <w:szCs w:val="36"/>
+        </w:rPr>
+        <w:t>build(</w:t>
+      </w:r>
+      <w:proofErr w:type="spellStart"/>
+      <w:proofErr w:type="gramEnd"/>
+      <w:r>
+        <w:rPr>
+          <w:rFonts w:ascii="Calibri" w:hAnsi="Calibri" w:cs="Calibri"/>
+          <w:b/>
+          <w:bCs/>
+          <w:color w:val="D86DCB" w:themeColor="accent5" w:themeTint="99"/>
+          <w:sz w:val="36"/>
+          <w:szCs w:val="36"/>
+        </w:rPr>
+        <w:t>BuildContext</w:t>
+      </w:r>
+      <w:proofErr w:type="spellEnd"/>
+      <w:r>
+        <w:rPr>
+          <w:rFonts w:ascii="Calibri" w:hAnsi="Calibri" w:cs="Calibri"/>
+          <w:b/>
+          <w:bCs/>
+          <w:color w:val="D86DCB" w:themeColor="accent5" w:themeTint="99"/>
+          <w:sz w:val="36"/>
+          <w:szCs w:val="36"/>
+        </w:rPr>
+        <w:t xml:space="preserve"> context) {</w:t>
       </w:r>
     </w:p>
     <w:p>
@@ -4523,383 +6191,531 @@
           <w:sz w:val="36"/>
           <w:szCs w:val="36"/>
         </w:rPr>
+        <w:t xml:space="preserve">  }</w:t>
+      </w:r>
+    </w:p>
+    <w:p>
+      <w:pPr>
+        <w:jc w:val="both"/>
+        <w:rPr>
+          <w:rFonts w:ascii="Calibri" w:hAnsi="Calibri" w:cs="Calibri"/>
+          <w:b/>
+          <w:bCs/>
+          <w:color w:val="D86DCB" w:themeColor="accent5" w:themeTint="99"/>
+          <w:sz w:val="36"/>
+          <w:szCs w:val="36"/>
+        </w:rPr>
+      </w:pPr>
+      <w:r>
+        <w:rPr>
+          <w:rFonts w:ascii="Calibri" w:hAnsi="Calibri" w:cs="Calibri"/>
+          <w:b/>
+          <w:bCs/>
+          <w:color w:val="D86DCB" w:themeColor="accent5" w:themeTint="99"/>
+          <w:sz w:val="36"/>
+          <w:szCs w:val="36"/>
+        </w:rPr>
+        <w:t>}</w:t>
+      </w:r>
+    </w:p>
+    <w:p>
+      <w:pPr>
+        <w:jc w:val="both"/>
+        <w:rPr>
+          <w:rFonts w:ascii="Calibri" w:hAnsi="Calibri" w:cs="Calibri"/>
+          <w:sz w:val="36"/>
+          <w:szCs w:val="36"/>
+        </w:rPr>
+      </w:pPr>
+      <w:r>
+        <w:rPr>
+          <w:rFonts w:ascii="Calibri" w:hAnsi="Calibri" w:cs="Calibri"/>
+          <w:sz w:val="36"/>
+          <w:szCs w:val="36"/>
+        </w:rPr>
+        <w:t># Newer concise style:</w:t>
+      </w:r>
+    </w:p>
+    <w:p>
+      <w:pPr>
+        <w:jc w:val="both"/>
+        <w:rPr>
+          <w:rFonts w:ascii="Calibri" w:hAnsi="Calibri" w:cs="Calibri"/>
+          <w:b/>
+          <w:bCs/>
+          <w:color w:val="D86DCB" w:themeColor="accent5" w:themeTint="99"/>
+          <w:sz w:val="36"/>
+          <w:szCs w:val="36"/>
+        </w:rPr>
+      </w:pPr>
+      <w:r>
+        <w:rPr>
+          <w:rFonts w:ascii="Calibri" w:hAnsi="Calibri" w:cs="Calibri"/>
+          <w:b/>
+          <w:bCs/>
+          <w:color w:val="D86DCB" w:themeColor="accent5" w:themeTint="99"/>
+          <w:sz w:val="36"/>
+          <w:szCs w:val="36"/>
+        </w:rPr>
+        <w:t xml:space="preserve">class </w:t>
+      </w:r>
+      <w:proofErr w:type="spellStart"/>
+      <w:proofErr w:type="gramStart"/>
+      <w:r>
+        <w:rPr>
+          <w:rFonts w:ascii="Calibri" w:hAnsi="Calibri" w:cs="Calibri"/>
+          <w:b/>
+          <w:bCs/>
+          <w:color w:val="D86DCB" w:themeColor="accent5" w:themeTint="99"/>
+          <w:sz w:val="36"/>
+          <w:szCs w:val="36"/>
+        </w:rPr>
+        <w:t>UserCard</w:t>
+      </w:r>
+      <w:proofErr w:type="spellEnd"/>
+      <w:r>
+        <w:rPr>
+          <w:rFonts w:ascii="Calibri" w:hAnsi="Calibri" w:cs="Calibri"/>
+          <w:b/>
+          <w:bCs/>
+          <w:color w:val="D86DCB" w:themeColor="accent5" w:themeTint="99"/>
+          <w:sz w:val="36"/>
+          <w:szCs w:val="36"/>
+        </w:rPr>
+        <w:t>(</w:t>
+      </w:r>
+      <w:proofErr w:type="gramEnd"/>
+      <w:r>
+        <w:rPr>
+          <w:rFonts w:ascii="Calibri" w:hAnsi="Calibri" w:cs="Calibri"/>
+          <w:b/>
+          <w:bCs/>
+          <w:color w:val="D86DCB" w:themeColor="accent5" w:themeTint="99"/>
+          <w:sz w:val="36"/>
+          <w:szCs w:val="36"/>
+        </w:rPr>
+        <w:t>{</w:t>
+      </w:r>
+    </w:p>
+    <w:p>
+      <w:pPr>
+        <w:jc w:val="both"/>
+        <w:rPr>
+          <w:rFonts w:ascii="Calibri" w:hAnsi="Calibri" w:cs="Calibri"/>
+          <w:b/>
+          <w:bCs/>
+          <w:color w:val="D86DCB" w:themeColor="accent5" w:themeTint="99"/>
+          <w:sz w:val="36"/>
+          <w:szCs w:val="36"/>
+        </w:rPr>
+      </w:pPr>
+      <w:r>
+        <w:rPr>
+          <w:rFonts w:ascii="Calibri" w:hAnsi="Calibri" w:cs="Calibri"/>
+          <w:b/>
+          <w:bCs/>
+          <w:color w:val="D86DCB" w:themeColor="accent5" w:themeTint="99"/>
+          <w:sz w:val="36"/>
+          <w:szCs w:val="36"/>
+        </w:rPr>
+        <w:t xml:space="preserve">  </w:t>
+      </w:r>
+      <w:proofErr w:type="spellStart"/>
+      <w:r>
+        <w:rPr>
+          <w:rFonts w:ascii="Calibri" w:hAnsi="Calibri" w:cs="Calibri"/>
+          <w:b/>
+          <w:bCs/>
+          <w:color w:val="D86DCB" w:themeColor="accent5" w:themeTint="99"/>
+          <w:sz w:val="36"/>
+          <w:szCs w:val="36"/>
+        </w:rPr>
+        <w:t>super.key</w:t>
+      </w:r>
+      <w:proofErr w:type="spellEnd"/>
+      <w:r>
+        <w:rPr>
+          <w:rFonts w:ascii="Calibri" w:hAnsi="Calibri" w:cs="Calibri"/>
+          <w:b/>
+          <w:bCs/>
+          <w:color w:val="D86DCB" w:themeColor="accent5" w:themeTint="99"/>
+          <w:sz w:val="36"/>
+          <w:szCs w:val="36"/>
+        </w:rPr>
+        <w:t>,</w:t>
+      </w:r>
+    </w:p>
+    <w:p>
+      <w:pPr>
+        <w:jc w:val="both"/>
+        <w:rPr>
+          <w:rFonts w:ascii="Calibri" w:hAnsi="Calibri" w:cs="Calibri"/>
+          <w:b/>
+          <w:bCs/>
+          <w:color w:val="D86DCB" w:themeColor="accent5" w:themeTint="99"/>
+          <w:sz w:val="36"/>
+          <w:szCs w:val="36"/>
+        </w:rPr>
+      </w:pPr>
+      <w:r>
+        <w:rPr>
+          <w:rFonts w:ascii="Calibri" w:hAnsi="Calibri" w:cs="Calibri"/>
+          <w:b/>
+          <w:bCs/>
+          <w:color w:val="D86DCB" w:themeColor="accent5" w:themeTint="99"/>
+          <w:sz w:val="36"/>
+          <w:szCs w:val="36"/>
+        </w:rPr>
+        <w:t xml:space="preserve">  required this.name,</w:t>
+      </w:r>
+    </w:p>
+    <w:p>
+      <w:pPr>
+        <w:jc w:val="both"/>
+        <w:rPr>
+          <w:rFonts w:ascii="Calibri" w:hAnsi="Calibri" w:cs="Calibri"/>
+          <w:b/>
+          <w:bCs/>
+          <w:color w:val="D86DCB" w:themeColor="accent5" w:themeTint="99"/>
+          <w:sz w:val="36"/>
+          <w:szCs w:val="36"/>
+        </w:rPr>
+      </w:pPr>
+      <w:r>
+        <w:rPr>
+          <w:rFonts w:ascii="Calibri" w:hAnsi="Calibri" w:cs="Calibri"/>
+          <w:b/>
+          <w:bCs/>
+          <w:color w:val="D86DCB" w:themeColor="accent5" w:themeTint="99"/>
+          <w:sz w:val="36"/>
+          <w:szCs w:val="36"/>
+        </w:rPr>
+        <w:t xml:space="preserve">  required </w:t>
+      </w:r>
+      <w:proofErr w:type="spellStart"/>
+      <w:proofErr w:type="gramStart"/>
+      <w:r>
+        <w:rPr>
+          <w:rFonts w:ascii="Calibri" w:hAnsi="Calibri" w:cs="Calibri"/>
+          <w:b/>
+          <w:bCs/>
+          <w:color w:val="D86DCB" w:themeColor="accent5" w:themeTint="99"/>
+          <w:sz w:val="36"/>
+          <w:szCs w:val="36"/>
+        </w:rPr>
+        <w:t>this.email</w:t>
+      </w:r>
+      <w:proofErr w:type="spellEnd"/>
+      <w:proofErr w:type="gramEnd"/>
+      <w:r>
+        <w:rPr>
+          <w:rFonts w:ascii="Calibri" w:hAnsi="Calibri" w:cs="Calibri"/>
+          <w:b/>
+          <w:bCs/>
+          <w:color w:val="D86DCB" w:themeColor="accent5" w:themeTint="99"/>
+          <w:sz w:val="36"/>
+          <w:szCs w:val="36"/>
+        </w:rPr>
+        <w:t>,</w:t>
+      </w:r>
+    </w:p>
+    <w:p>
+      <w:pPr>
+        <w:jc w:val="both"/>
+        <w:rPr>
+          <w:rFonts w:ascii="Calibri" w:hAnsi="Calibri" w:cs="Calibri"/>
+          <w:b/>
+          <w:bCs/>
+          <w:color w:val="D86DCB" w:themeColor="accent5" w:themeTint="99"/>
+          <w:sz w:val="36"/>
+          <w:szCs w:val="36"/>
+        </w:rPr>
+      </w:pPr>
+      <w:r>
+        <w:rPr>
+          <w:rFonts w:ascii="Calibri" w:hAnsi="Calibri" w:cs="Calibri"/>
+          <w:b/>
+          <w:bCs/>
+          <w:color w:val="D86DCB" w:themeColor="accent5" w:themeTint="99"/>
+          <w:sz w:val="36"/>
+          <w:szCs w:val="36"/>
+        </w:rPr>
+        <w:t xml:space="preserve">}) extends </w:t>
+      </w:r>
+      <w:proofErr w:type="spellStart"/>
+      <w:r>
+        <w:rPr>
+          <w:rFonts w:ascii="Calibri" w:hAnsi="Calibri" w:cs="Calibri"/>
+          <w:b/>
+          <w:bCs/>
+          <w:color w:val="D86DCB" w:themeColor="accent5" w:themeTint="99"/>
+          <w:sz w:val="36"/>
+          <w:szCs w:val="36"/>
+        </w:rPr>
+        <w:t>StatelessWidget</w:t>
+      </w:r>
+      <w:proofErr w:type="spellEnd"/>
+      <w:r>
+        <w:rPr>
+          <w:rFonts w:ascii="Calibri" w:hAnsi="Calibri" w:cs="Calibri"/>
+          <w:b/>
+          <w:bCs/>
+          <w:color w:val="D86DCB" w:themeColor="accent5" w:themeTint="99"/>
+          <w:sz w:val="36"/>
+          <w:szCs w:val="36"/>
+        </w:rPr>
+        <w:t xml:space="preserve"> {</w:t>
+      </w:r>
+    </w:p>
+    <w:p>
+      <w:pPr>
+        <w:jc w:val="both"/>
+        <w:rPr>
+          <w:rFonts w:ascii="Calibri" w:hAnsi="Calibri" w:cs="Calibri"/>
+          <w:b/>
+          <w:bCs/>
+          <w:color w:val="D86DCB" w:themeColor="accent5" w:themeTint="99"/>
+          <w:sz w:val="36"/>
+          <w:szCs w:val="36"/>
+        </w:rPr>
+      </w:pPr>
+      <w:r>
+        <w:rPr>
+          <w:rFonts w:ascii="Calibri" w:hAnsi="Calibri" w:cs="Calibri"/>
+          <w:b/>
+          <w:bCs/>
+          <w:color w:val="D86DCB" w:themeColor="accent5" w:themeTint="99"/>
+          <w:sz w:val="36"/>
+          <w:szCs w:val="36"/>
+        </w:rPr>
+        <w:t xml:space="preserve">  final String name;</w:t>
+      </w:r>
+    </w:p>
+    <w:p>
+      <w:pPr>
+        <w:jc w:val="both"/>
+        <w:rPr>
+          <w:rFonts w:ascii="Calibri" w:hAnsi="Calibri" w:cs="Calibri"/>
+          <w:b/>
+          <w:bCs/>
+          <w:color w:val="D86DCB" w:themeColor="accent5" w:themeTint="99"/>
+          <w:sz w:val="36"/>
+          <w:szCs w:val="36"/>
+        </w:rPr>
+      </w:pPr>
+      <w:r>
+        <w:rPr>
+          <w:rFonts w:ascii="Calibri" w:hAnsi="Calibri" w:cs="Calibri"/>
+          <w:b/>
+          <w:bCs/>
+          <w:color w:val="D86DCB" w:themeColor="accent5" w:themeTint="99"/>
+          <w:sz w:val="36"/>
+          <w:szCs w:val="36"/>
+        </w:rPr>
+        <w:t xml:space="preserve">  final String email;</w:t>
+      </w:r>
+    </w:p>
+    <w:p>
+      <w:pPr>
+        <w:jc w:val="both"/>
+        <w:rPr>
+          <w:rFonts w:ascii="Calibri" w:hAnsi="Calibri" w:cs="Calibri"/>
+          <w:b/>
+          <w:bCs/>
+          <w:color w:val="D86DCB" w:themeColor="accent5" w:themeTint="99"/>
+          <w:sz w:val="36"/>
+          <w:szCs w:val="36"/>
+        </w:rPr>
+      </w:pPr>
+      <w:r>
+        <w:rPr>
+          <w:rFonts w:ascii="Calibri" w:hAnsi="Calibri" w:cs="Calibri"/>
+          <w:b/>
+          <w:bCs/>
+          <w:color w:val="D86DCB" w:themeColor="accent5" w:themeTint="99"/>
+          <w:sz w:val="36"/>
+          <w:szCs w:val="36"/>
+        </w:rPr>
+        <w:t xml:space="preserve">  @override</w:t>
+      </w:r>
+    </w:p>
+    <w:p>
+      <w:pPr>
+        <w:jc w:val="both"/>
+        <w:rPr>
+          <w:rFonts w:ascii="Calibri" w:hAnsi="Calibri" w:cs="Calibri"/>
+          <w:b/>
+          <w:bCs/>
+          <w:color w:val="D86DCB" w:themeColor="accent5" w:themeTint="99"/>
+          <w:sz w:val="36"/>
+          <w:szCs w:val="36"/>
+        </w:rPr>
+      </w:pPr>
+      <w:r>
+        <w:rPr>
+          <w:rFonts w:ascii="Calibri" w:hAnsi="Calibri" w:cs="Calibri"/>
+          <w:b/>
+          <w:bCs/>
+          <w:color w:val="D86DCB" w:themeColor="accent5" w:themeTint="99"/>
+          <w:sz w:val="36"/>
+          <w:szCs w:val="36"/>
+        </w:rPr>
+        <w:t xml:space="preserve">  Widget </w:t>
+      </w:r>
+      <w:proofErr w:type="gramStart"/>
+      <w:r>
+        <w:rPr>
+          <w:rFonts w:ascii="Calibri" w:hAnsi="Calibri" w:cs="Calibri"/>
+          <w:b/>
+          <w:bCs/>
+          <w:color w:val="D86DCB" w:themeColor="accent5" w:themeTint="99"/>
+          <w:sz w:val="36"/>
+          <w:szCs w:val="36"/>
+        </w:rPr>
+        <w:t>build(</w:t>
+      </w:r>
+      <w:proofErr w:type="spellStart"/>
+      <w:proofErr w:type="gramEnd"/>
+      <w:r>
+        <w:rPr>
+          <w:rFonts w:ascii="Calibri" w:hAnsi="Calibri" w:cs="Calibri"/>
+          <w:b/>
+          <w:bCs/>
+          <w:color w:val="D86DCB" w:themeColor="accent5" w:themeTint="99"/>
+          <w:sz w:val="36"/>
+          <w:szCs w:val="36"/>
+        </w:rPr>
+        <w:t>BuildContext</w:t>
+      </w:r>
+      <w:proofErr w:type="spellEnd"/>
+      <w:r>
+        <w:rPr>
+          <w:rFonts w:ascii="Calibri" w:hAnsi="Calibri" w:cs="Calibri"/>
+          <w:b/>
+          <w:bCs/>
+          <w:color w:val="D86DCB" w:themeColor="accent5" w:themeTint="99"/>
+          <w:sz w:val="36"/>
+          <w:szCs w:val="36"/>
+        </w:rPr>
+        <w:t xml:space="preserve"> context) {</w:t>
+      </w:r>
+    </w:p>
+    <w:p>
+      <w:pPr>
+        <w:jc w:val="both"/>
+        <w:rPr>
+          <w:rFonts w:ascii="Calibri" w:hAnsi="Calibri" w:cs="Calibri"/>
+          <w:b/>
+          <w:bCs/>
+          <w:color w:val="D86DCB" w:themeColor="accent5" w:themeTint="99"/>
+          <w:sz w:val="36"/>
+          <w:szCs w:val="36"/>
+        </w:rPr>
+      </w:pPr>
+      <w:r>
+        <w:rPr>
+          <w:rFonts w:ascii="Calibri" w:hAnsi="Calibri" w:cs="Calibri"/>
+          <w:b/>
+          <w:bCs/>
+          <w:color w:val="D86DCB" w:themeColor="accent5" w:themeTint="99"/>
+          <w:sz w:val="36"/>
+          <w:szCs w:val="36"/>
+        </w:rPr>
+        <w:t xml:space="preserve">    return Text(name);</w:t>
+      </w:r>
+    </w:p>
+    <w:p>
+      <w:pPr>
+        <w:jc w:val="both"/>
+        <w:rPr>
+          <w:rFonts w:ascii="Calibri" w:hAnsi="Calibri" w:cs="Calibri"/>
+          <w:b/>
+          <w:bCs/>
+          <w:color w:val="D86DCB" w:themeColor="accent5" w:themeTint="99"/>
+          <w:sz w:val="36"/>
+          <w:szCs w:val="36"/>
+        </w:rPr>
+      </w:pPr>
+      <w:r>
+        <w:rPr>
+          <w:rFonts w:ascii="Calibri" w:hAnsi="Calibri" w:cs="Calibri"/>
+          <w:b/>
+          <w:bCs/>
+          <w:color w:val="D86DCB" w:themeColor="accent5" w:themeTint="99"/>
+          <w:sz w:val="36"/>
+          <w:szCs w:val="36"/>
+        </w:rPr>
+        <w:t xml:space="preserve">  }</w:t>
+      </w:r>
+    </w:p>
+    <w:p>
+      <w:pPr>
+        <w:jc w:val="both"/>
+        <w:rPr>
+          <w:rFonts w:ascii="Calibri" w:hAnsi="Calibri" w:cs="Calibri"/>
+          <w:b/>
+          <w:bCs/>
+          <w:color w:val="D86DCB" w:themeColor="accent5" w:themeTint="99"/>
+          <w:sz w:val="36"/>
+          <w:szCs w:val="36"/>
+        </w:rPr>
+      </w:pPr>
+      <w:r>
+        <w:rPr>
+          <w:rFonts w:ascii="Calibri" w:hAnsi="Calibri" w:cs="Calibri"/>
+          <w:b/>
+          <w:bCs/>
+          <w:color w:val="D86DCB" w:themeColor="accent5" w:themeTint="99"/>
+          <w:sz w:val="36"/>
+          <w:szCs w:val="36"/>
+        </w:rPr>
+        <w:t>}</w:t>
+      </w:r>
+    </w:p>
+    <w:p>
+      <w:pPr>
+        <w:jc w:val="both"/>
+        <w:rPr>
+          <w:rFonts w:ascii="Calibri" w:hAnsi="Calibri" w:cs="Calibri"/>
+          <w:sz w:val="36"/>
+          <w:szCs w:val="36"/>
+        </w:rPr>
+      </w:pPr>
+    </w:p>
+    <w:p>
+      <w:pPr>
+        <w:jc w:val="both"/>
+        <w:rPr>
+          <w:rFonts w:ascii="Calibri" w:hAnsi="Calibri" w:cs="Calibri"/>
+          <w:sz w:val="36"/>
+          <w:szCs w:val="36"/>
+        </w:rPr>
+      </w:pPr>
+      <w:r>
+        <w:rPr>
+          <w:rFonts w:ascii="Calibri" w:hAnsi="Calibri" w:cs="Calibri"/>
+          <w:sz w:val="36"/>
+          <w:szCs w:val="36"/>
+        </w:rPr>
+        <w:t>Pros and Cons:</w:t>
+      </w:r>
+    </w:p>
+    <w:p>
+      <w:pPr>
+        <w:jc w:val="both"/>
+        <w:rPr>
+          <w:rFonts w:ascii="Calibri" w:hAnsi="Calibri" w:cs="Calibri"/>
+          <w:sz w:val="36"/>
+          <w:szCs w:val="36"/>
+        </w:rPr>
+      </w:pPr>
+      <w:r>
+        <w:rPr>
+          <w:rFonts w:ascii="Calibri" w:hAnsi="Calibri" w:cs="Calibri"/>
+          <w:sz w:val="36"/>
+          <w:szCs w:val="36"/>
+        </w:rPr>
         <w:lastRenderedPageBreak/>
-        <w:t xml:space="preserve">  }</w:t>
-      </w:r>
-    </w:p>
-    <w:p>
-      <w:pPr>
-        <w:jc w:val="both"/>
-        <w:rPr>
-          <w:rFonts w:ascii="Calibri" w:hAnsi="Calibri" w:cs="Calibri"/>
-          <w:b/>
-          <w:bCs/>
-          <w:color w:val="D86DCB" w:themeColor="accent5" w:themeTint="99"/>
-          <w:sz w:val="36"/>
-          <w:szCs w:val="36"/>
-        </w:rPr>
-      </w:pPr>
-      <w:r>
-        <w:rPr>
-          <w:rFonts w:ascii="Calibri" w:hAnsi="Calibri" w:cs="Calibri"/>
-          <w:b/>
-          <w:bCs/>
-          <w:color w:val="D86DCB" w:themeColor="accent5" w:themeTint="99"/>
-          <w:sz w:val="36"/>
-          <w:szCs w:val="36"/>
-        </w:rPr>
-        <w:t>}</w:t>
-      </w:r>
-    </w:p>
-    <w:p>
-      <w:pPr>
-        <w:jc w:val="both"/>
-        <w:rPr>
-          <w:rFonts w:ascii="Calibri" w:hAnsi="Calibri" w:cs="Calibri"/>
-          <w:sz w:val="36"/>
-          <w:szCs w:val="36"/>
-        </w:rPr>
-      </w:pPr>
-      <w:r>
-        <w:rPr>
-          <w:rFonts w:ascii="Calibri" w:hAnsi="Calibri" w:cs="Calibri"/>
-          <w:sz w:val="36"/>
-          <w:szCs w:val="36"/>
-        </w:rPr>
-        <w:t># Newer concise style:</w:t>
-      </w:r>
-    </w:p>
-    <w:p>
-      <w:pPr>
-        <w:jc w:val="both"/>
-        <w:rPr>
-          <w:rFonts w:ascii="Calibri" w:hAnsi="Calibri" w:cs="Calibri"/>
-          <w:b/>
-          <w:bCs/>
-          <w:color w:val="D86DCB" w:themeColor="accent5" w:themeTint="99"/>
-          <w:sz w:val="36"/>
-          <w:szCs w:val="36"/>
-        </w:rPr>
-      </w:pPr>
-      <w:r>
-        <w:rPr>
-          <w:rFonts w:ascii="Calibri" w:hAnsi="Calibri" w:cs="Calibri"/>
-          <w:b/>
-          <w:bCs/>
-          <w:color w:val="D86DCB" w:themeColor="accent5" w:themeTint="99"/>
-          <w:sz w:val="36"/>
-          <w:szCs w:val="36"/>
-        </w:rPr>
-        <w:t>class UserCard({</w:t>
-      </w:r>
-    </w:p>
-    <w:p>
-      <w:pPr>
-        <w:jc w:val="both"/>
-        <w:rPr>
-          <w:rFonts w:ascii="Calibri" w:hAnsi="Calibri" w:cs="Calibri"/>
-          <w:b/>
-          <w:bCs/>
-          <w:color w:val="D86DCB" w:themeColor="accent5" w:themeTint="99"/>
-          <w:sz w:val="36"/>
-          <w:szCs w:val="36"/>
-        </w:rPr>
-      </w:pPr>
-      <w:r>
-        <w:rPr>
-          <w:rFonts w:ascii="Calibri" w:hAnsi="Calibri" w:cs="Calibri"/>
-          <w:b/>
-          <w:bCs/>
-          <w:color w:val="D86DCB" w:themeColor="accent5" w:themeTint="99"/>
-          <w:sz w:val="36"/>
-          <w:szCs w:val="36"/>
-        </w:rPr>
-        <w:t xml:space="preserve">  super.key,</w:t>
-      </w:r>
-    </w:p>
-    <w:p>
-      <w:pPr>
-        <w:jc w:val="both"/>
-        <w:rPr>
-          <w:rFonts w:ascii="Calibri" w:hAnsi="Calibri" w:cs="Calibri"/>
-          <w:b/>
-          <w:bCs/>
-          <w:color w:val="D86DCB" w:themeColor="accent5" w:themeTint="99"/>
-          <w:sz w:val="36"/>
-          <w:szCs w:val="36"/>
-        </w:rPr>
-      </w:pPr>
-      <w:r>
-        <w:rPr>
-          <w:rFonts w:ascii="Calibri" w:hAnsi="Calibri" w:cs="Calibri"/>
-          <w:b/>
-          <w:bCs/>
-          <w:color w:val="D86DCB" w:themeColor="accent5" w:themeTint="99"/>
-          <w:sz w:val="36"/>
-          <w:szCs w:val="36"/>
-        </w:rPr>
-        <w:t xml:space="preserve">  required this.name,</w:t>
-      </w:r>
-    </w:p>
-    <w:p>
-      <w:pPr>
-        <w:jc w:val="both"/>
-        <w:rPr>
-          <w:rFonts w:ascii="Calibri" w:hAnsi="Calibri" w:cs="Calibri"/>
-          <w:b/>
-          <w:bCs/>
-          <w:color w:val="D86DCB" w:themeColor="accent5" w:themeTint="99"/>
-          <w:sz w:val="36"/>
-          <w:szCs w:val="36"/>
-        </w:rPr>
-      </w:pPr>
-      <w:r>
-        <w:rPr>
-          <w:rFonts w:ascii="Calibri" w:hAnsi="Calibri" w:cs="Calibri"/>
-          <w:b/>
-          <w:bCs/>
-          <w:color w:val="D86DCB" w:themeColor="accent5" w:themeTint="99"/>
-          <w:sz w:val="36"/>
-          <w:szCs w:val="36"/>
-        </w:rPr>
-        <w:t xml:space="preserve">  required this.email,</w:t>
-      </w:r>
-    </w:p>
-    <w:p>
-      <w:pPr>
-        <w:jc w:val="both"/>
-        <w:rPr>
-          <w:rFonts w:ascii="Calibri" w:hAnsi="Calibri" w:cs="Calibri"/>
-          <w:b/>
-          <w:bCs/>
-          <w:color w:val="D86DCB" w:themeColor="accent5" w:themeTint="99"/>
-          <w:sz w:val="36"/>
-          <w:szCs w:val="36"/>
-        </w:rPr>
-      </w:pPr>
-      <w:r>
-        <w:rPr>
-          <w:rFonts w:ascii="Calibri" w:hAnsi="Calibri" w:cs="Calibri"/>
-          <w:b/>
-          <w:bCs/>
-          <w:color w:val="D86DCB" w:themeColor="accent5" w:themeTint="99"/>
-          <w:sz w:val="36"/>
-          <w:szCs w:val="36"/>
-        </w:rPr>
-        <w:t>}) extends StatelessWidget {</w:t>
-      </w:r>
-    </w:p>
-    <w:p>
-      <w:pPr>
-        <w:jc w:val="both"/>
-        <w:rPr>
-          <w:rFonts w:ascii="Calibri" w:hAnsi="Calibri" w:cs="Calibri"/>
-          <w:b/>
-          <w:bCs/>
-          <w:color w:val="D86DCB" w:themeColor="accent5" w:themeTint="99"/>
-          <w:sz w:val="36"/>
-          <w:szCs w:val="36"/>
-        </w:rPr>
-      </w:pPr>
-      <w:r>
-        <w:rPr>
-          <w:rFonts w:ascii="Calibri" w:hAnsi="Calibri" w:cs="Calibri"/>
-          <w:b/>
-          <w:bCs/>
-          <w:color w:val="D86DCB" w:themeColor="accent5" w:themeTint="99"/>
-          <w:sz w:val="36"/>
-          <w:szCs w:val="36"/>
-        </w:rPr>
-        <w:t xml:space="preserve">  final String name;</w:t>
-      </w:r>
-    </w:p>
-    <w:p>
-      <w:pPr>
-        <w:jc w:val="both"/>
-        <w:rPr>
-          <w:rFonts w:ascii="Calibri" w:hAnsi="Calibri" w:cs="Calibri"/>
-          <w:b/>
-          <w:bCs/>
-          <w:color w:val="D86DCB" w:themeColor="accent5" w:themeTint="99"/>
-          <w:sz w:val="36"/>
-          <w:szCs w:val="36"/>
-        </w:rPr>
-      </w:pPr>
-      <w:r>
-        <w:rPr>
-          <w:rFonts w:ascii="Calibri" w:hAnsi="Calibri" w:cs="Calibri"/>
-          <w:b/>
-          <w:bCs/>
-          <w:color w:val="D86DCB" w:themeColor="accent5" w:themeTint="99"/>
-          <w:sz w:val="36"/>
-          <w:szCs w:val="36"/>
-        </w:rPr>
-        <w:t xml:space="preserve">  final String email;</w:t>
-      </w:r>
-    </w:p>
-    <w:p>
-      <w:pPr>
-        <w:jc w:val="both"/>
-        <w:rPr>
-          <w:rFonts w:ascii="Calibri" w:hAnsi="Calibri" w:cs="Calibri"/>
-          <w:b/>
-          <w:bCs/>
-          <w:color w:val="D86DCB" w:themeColor="accent5" w:themeTint="99"/>
-          <w:sz w:val="36"/>
-          <w:szCs w:val="36"/>
-        </w:rPr>
-      </w:pPr>
-      <w:r>
-        <w:rPr>
-          <w:rFonts w:ascii="Calibri" w:hAnsi="Calibri" w:cs="Calibri"/>
-          <w:b/>
-          <w:bCs/>
-          <w:color w:val="D86DCB" w:themeColor="accent5" w:themeTint="99"/>
-          <w:sz w:val="36"/>
-          <w:szCs w:val="36"/>
-        </w:rPr>
-        <w:t xml:space="preserve">  @override</w:t>
-      </w:r>
-    </w:p>
-    <w:p>
-      <w:pPr>
-        <w:jc w:val="both"/>
-        <w:rPr>
-          <w:rFonts w:ascii="Calibri" w:hAnsi="Calibri" w:cs="Calibri"/>
-          <w:b/>
-          <w:bCs/>
-          <w:color w:val="D86DCB" w:themeColor="accent5" w:themeTint="99"/>
-          <w:sz w:val="36"/>
-          <w:szCs w:val="36"/>
-        </w:rPr>
-      </w:pPr>
-      <w:r>
-        <w:rPr>
-          <w:rFonts w:ascii="Calibri" w:hAnsi="Calibri" w:cs="Calibri"/>
-          <w:b/>
-          <w:bCs/>
-          <w:color w:val="D86DCB" w:themeColor="accent5" w:themeTint="99"/>
-          <w:sz w:val="36"/>
-          <w:szCs w:val="36"/>
-        </w:rPr>
-        <w:t xml:space="preserve">  Widget build(BuildContext context) {</w:t>
-      </w:r>
-    </w:p>
-    <w:p>
-      <w:pPr>
-        <w:jc w:val="both"/>
-        <w:rPr>
-          <w:rFonts w:ascii="Calibri" w:hAnsi="Calibri" w:cs="Calibri"/>
-          <w:b/>
-          <w:bCs/>
-          <w:color w:val="D86DCB" w:themeColor="accent5" w:themeTint="99"/>
-          <w:sz w:val="36"/>
-          <w:szCs w:val="36"/>
-        </w:rPr>
-      </w:pPr>
-      <w:r>
-        <w:rPr>
-          <w:rFonts w:ascii="Calibri" w:hAnsi="Calibri" w:cs="Calibri"/>
-          <w:b/>
-          <w:bCs/>
-          <w:color w:val="D86DCB" w:themeColor="accent5" w:themeTint="99"/>
-          <w:sz w:val="36"/>
-          <w:szCs w:val="36"/>
-        </w:rPr>
-        <w:t xml:space="preserve">    return Text(name);</w:t>
-      </w:r>
-    </w:p>
-    <w:p>
-      <w:pPr>
-        <w:jc w:val="both"/>
-        <w:rPr>
-          <w:rFonts w:ascii="Calibri" w:hAnsi="Calibri" w:cs="Calibri"/>
-          <w:b/>
-          <w:bCs/>
-          <w:color w:val="D86DCB" w:themeColor="accent5" w:themeTint="99"/>
-          <w:sz w:val="36"/>
-          <w:szCs w:val="36"/>
-        </w:rPr>
-      </w:pPr>
-      <w:r>
-        <w:rPr>
-          <w:rFonts w:ascii="Calibri" w:hAnsi="Calibri" w:cs="Calibri"/>
-          <w:b/>
-          <w:bCs/>
-          <w:color w:val="D86DCB" w:themeColor="accent5" w:themeTint="99"/>
-          <w:sz w:val="36"/>
-          <w:szCs w:val="36"/>
-        </w:rPr>
-        <w:t xml:space="preserve">  }</w:t>
-      </w:r>
-    </w:p>
-    <w:p>
-      <w:pPr>
-        <w:jc w:val="both"/>
-        <w:rPr>
-          <w:rFonts w:ascii="Calibri" w:hAnsi="Calibri" w:cs="Calibri"/>
-          <w:b/>
-          <w:bCs/>
-          <w:color w:val="D86DCB" w:themeColor="accent5" w:themeTint="99"/>
-          <w:sz w:val="36"/>
-          <w:szCs w:val="36"/>
-        </w:rPr>
-      </w:pPr>
-      <w:r>
-        <w:rPr>
-          <w:rFonts w:ascii="Calibri" w:hAnsi="Calibri" w:cs="Calibri"/>
-          <w:b/>
-          <w:bCs/>
-          <w:color w:val="D86DCB" w:themeColor="accent5" w:themeTint="99"/>
-          <w:sz w:val="36"/>
-          <w:szCs w:val="36"/>
-        </w:rPr>
-        <w:t>}</w:t>
-      </w:r>
-    </w:p>
-    <w:p>
-      <w:pPr>
-        <w:jc w:val="both"/>
-        <w:rPr>
-          <w:rFonts w:ascii="Calibri" w:hAnsi="Calibri" w:cs="Calibri"/>
-          <w:sz w:val="36"/>
-          <w:szCs w:val="36"/>
-        </w:rPr>
-      </w:pPr>
-    </w:p>
-    <w:p>
-      <w:pPr>
-        <w:jc w:val="both"/>
-        <w:rPr>
-          <w:rFonts w:ascii="Calibri" w:hAnsi="Calibri" w:cs="Calibri"/>
-          <w:sz w:val="36"/>
-          <w:szCs w:val="36"/>
-        </w:rPr>
-      </w:pPr>
-      <w:r>
-        <w:rPr>
-          <w:rFonts w:ascii="Calibri" w:hAnsi="Calibri" w:cs="Calibri"/>
-          <w:sz w:val="36"/>
-          <w:szCs w:val="36"/>
-        </w:rPr>
-        <w:t>Pros and Cons:</w:t>
-      </w:r>
-    </w:p>
-    <w:p>
-      <w:pPr>
-        <w:jc w:val="both"/>
-        <w:rPr>
-          <w:rFonts w:ascii="Calibri" w:hAnsi="Calibri" w:cs="Calibri"/>
-          <w:sz w:val="36"/>
-          <w:szCs w:val="36"/>
-        </w:rPr>
-      </w:pPr>
-      <w:r>
-        <w:rPr>
-          <w:rFonts w:ascii="Calibri" w:hAnsi="Calibri" w:cs="Calibri"/>
-          <w:sz w:val="36"/>
-          <w:szCs w:val="36"/>
-        </w:rPr>
         <w:t># Advantages:</w:t>
       </w:r>
     </w:p>
@@ -4987,7 +6803,6 @@
           <w:sz w:val="36"/>
           <w:szCs w:val="36"/>
         </w:rPr>
-        <w:lastRenderedPageBreak/>
         <w:t>More declarative feel</w:t>
       </w:r>
       <w:r>
@@ -5083,6 +6898,7 @@
         </w:rPr>
         <w:t xml:space="preserve">Many </w:t>
       </w:r>
+      <w:proofErr w:type="gramStart"/>
       <w:r>
         <w:rPr>
           <w:rFonts w:ascii="Calibri" w:hAnsi="Calibri" w:cs="Calibri"/>
@@ -5093,6 +6909,7 @@
         </w:rPr>
         <w:t>Flutter</w:t>
       </w:r>
+      <w:proofErr w:type="gramEnd"/>
       <w:r>
         <w:rPr>
           <w:rFonts w:ascii="Calibri" w:hAnsi="Calibri" w:cs="Calibri"/>
@@ -5169,127 +6986,292 @@
           <w:sz w:val="36"/>
           <w:szCs w:val="36"/>
         </w:rPr>
-        <w:t>class MegaCard({</w:t>
-      </w:r>
-    </w:p>
-    <w:p>
-      <w:pPr>
-        <w:jc w:val="both"/>
-        <w:rPr>
-          <w:rFonts w:ascii="Calibri" w:hAnsi="Calibri" w:cs="Calibri"/>
-          <w:b/>
-          <w:bCs/>
-          <w:color w:val="D86DCB" w:themeColor="accent5" w:themeTint="99"/>
-          <w:sz w:val="36"/>
-          <w:szCs w:val="36"/>
-        </w:rPr>
-      </w:pPr>
-      <w:r>
-        <w:rPr>
-          <w:rFonts w:ascii="Calibri" w:hAnsi="Calibri" w:cs="Calibri"/>
-          <w:b/>
-          <w:bCs/>
-          <w:color w:val="D86DCB" w:themeColor="accent5" w:themeTint="99"/>
-          <w:sz w:val="36"/>
-          <w:szCs w:val="36"/>
-        </w:rPr>
-        <w:t xml:space="preserve">  required this.a,</w:t>
-      </w:r>
-    </w:p>
-    <w:p>
-      <w:pPr>
-        <w:jc w:val="both"/>
-        <w:rPr>
-          <w:rFonts w:ascii="Calibri" w:hAnsi="Calibri" w:cs="Calibri"/>
-          <w:b/>
-          <w:bCs/>
-          <w:color w:val="D86DCB" w:themeColor="accent5" w:themeTint="99"/>
-          <w:sz w:val="36"/>
-          <w:szCs w:val="36"/>
-        </w:rPr>
-      </w:pPr>
-      <w:r>
-        <w:rPr>
-          <w:rFonts w:ascii="Calibri" w:hAnsi="Calibri" w:cs="Calibri"/>
-          <w:b/>
-          <w:bCs/>
-          <w:color w:val="D86DCB" w:themeColor="accent5" w:themeTint="99"/>
-          <w:sz w:val="36"/>
-          <w:szCs w:val="36"/>
-        </w:rPr>
-        <w:t xml:space="preserve">  required this.b,</w:t>
-      </w:r>
-    </w:p>
-    <w:p>
-      <w:pPr>
-        <w:jc w:val="both"/>
-        <w:rPr>
-          <w:rFonts w:ascii="Calibri" w:hAnsi="Calibri" w:cs="Calibri"/>
-          <w:b/>
-          <w:bCs/>
-          <w:color w:val="D86DCB" w:themeColor="accent5" w:themeTint="99"/>
-          <w:sz w:val="36"/>
-          <w:szCs w:val="36"/>
-        </w:rPr>
-      </w:pPr>
-      <w:r>
-        <w:rPr>
-          <w:rFonts w:ascii="Calibri" w:hAnsi="Calibri" w:cs="Calibri"/>
-          <w:b/>
-          <w:bCs/>
-          <w:color w:val="D86DCB" w:themeColor="accent5" w:themeTint="99"/>
-          <w:sz w:val="36"/>
-          <w:szCs w:val="36"/>
-        </w:rPr>
-        <w:t xml:space="preserve">  required this.c,</w:t>
-      </w:r>
-    </w:p>
-    <w:p>
-      <w:pPr>
-        <w:jc w:val="both"/>
-        <w:rPr>
-          <w:rFonts w:ascii="Calibri" w:hAnsi="Calibri" w:cs="Calibri"/>
-          <w:b/>
-          <w:bCs/>
-          <w:color w:val="D86DCB" w:themeColor="accent5" w:themeTint="99"/>
-          <w:sz w:val="36"/>
-          <w:szCs w:val="36"/>
-        </w:rPr>
-      </w:pPr>
-      <w:r>
-        <w:rPr>
-          <w:rFonts w:ascii="Calibri" w:hAnsi="Calibri" w:cs="Calibri"/>
-          <w:b/>
-          <w:bCs/>
-          <w:color w:val="D86DCB" w:themeColor="accent5" w:themeTint="99"/>
-          <w:sz w:val="36"/>
-          <w:szCs w:val="36"/>
-        </w:rPr>
-        <w:t xml:space="preserve">  required this.d,</w:t>
-      </w:r>
-    </w:p>
-    <w:p>
-      <w:pPr>
-        <w:jc w:val="both"/>
-        <w:rPr>
-          <w:rFonts w:ascii="Calibri" w:hAnsi="Calibri" w:cs="Calibri"/>
-          <w:b/>
-          <w:bCs/>
-          <w:color w:val="D86DCB" w:themeColor="accent5" w:themeTint="99"/>
-          <w:sz w:val="36"/>
-          <w:szCs w:val="36"/>
-        </w:rPr>
-      </w:pPr>
-      <w:r>
-        <w:rPr>
-          <w:rFonts w:ascii="Calibri" w:hAnsi="Calibri" w:cs="Calibri"/>
-          <w:b/>
-          <w:bCs/>
-          <w:color w:val="D86DCB" w:themeColor="accent5" w:themeTint="99"/>
-          <w:sz w:val="36"/>
-          <w:szCs w:val="36"/>
-        </w:rPr>
-        <w:t xml:space="preserve">  required this.e,</w:t>
+        <w:t xml:space="preserve">class </w:t>
+      </w:r>
+      <w:proofErr w:type="spellStart"/>
+      <w:proofErr w:type="gramStart"/>
+      <w:r>
+        <w:rPr>
+          <w:rFonts w:ascii="Calibri" w:hAnsi="Calibri" w:cs="Calibri"/>
+          <w:b/>
+          <w:bCs/>
+          <w:color w:val="D86DCB" w:themeColor="accent5" w:themeTint="99"/>
+          <w:sz w:val="36"/>
+          <w:szCs w:val="36"/>
+        </w:rPr>
+        <w:t>MegaCard</w:t>
+      </w:r>
+      <w:proofErr w:type="spellEnd"/>
+      <w:r>
+        <w:rPr>
+          <w:rFonts w:ascii="Calibri" w:hAnsi="Calibri" w:cs="Calibri"/>
+          <w:b/>
+          <w:bCs/>
+          <w:color w:val="D86DCB" w:themeColor="accent5" w:themeTint="99"/>
+          <w:sz w:val="36"/>
+          <w:szCs w:val="36"/>
+        </w:rPr>
+        <w:t>(</w:t>
+      </w:r>
+      <w:proofErr w:type="gramEnd"/>
+      <w:r>
+        <w:rPr>
+          <w:rFonts w:ascii="Calibri" w:hAnsi="Calibri" w:cs="Calibri"/>
+          <w:b/>
+          <w:bCs/>
+          <w:color w:val="D86DCB" w:themeColor="accent5" w:themeTint="99"/>
+          <w:sz w:val="36"/>
+          <w:szCs w:val="36"/>
+        </w:rPr>
+        <w:t>{</w:t>
+      </w:r>
+    </w:p>
+    <w:p>
+      <w:pPr>
+        <w:jc w:val="both"/>
+        <w:rPr>
+          <w:rFonts w:ascii="Calibri" w:hAnsi="Calibri" w:cs="Calibri"/>
+          <w:b/>
+          <w:bCs/>
+          <w:color w:val="D86DCB" w:themeColor="accent5" w:themeTint="99"/>
+          <w:sz w:val="36"/>
+          <w:szCs w:val="36"/>
+        </w:rPr>
+      </w:pPr>
+      <w:r>
+        <w:rPr>
+          <w:rFonts w:ascii="Calibri" w:hAnsi="Calibri" w:cs="Calibri"/>
+          <w:b/>
+          <w:bCs/>
+          <w:color w:val="D86DCB" w:themeColor="accent5" w:themeTint="99"/>
+          <w:sz w:val="36"/>
+          <w:szCs w:val="36"/>
+        </w:rPr>
+        <w:t xml:space="preserve">  required </w:t>
+      </w:r>
+      <w:proofErr w:type="spellStart"/>
+      <w:proofErr w:type="gramStart"/>
+      <w:r>
+        <w:rPr>
+          <w:rFonts w:ascii="Calibri" w:hAnsi="Calibri" w:cs="Calibri"/>
+          <w:b/>
+          <w:bCs/>
+          <w:color w:val="D86DCB" w:themeColor="accent5" w:themeTint="99"/>
+          <w:sz w:val="36"/>
+          <w:szCs w:val="36"/>
+        </w:rPr>
+        <w:t>this.a</w:t>
+      </w:r>
+      <w:proofErr w:type="spellEnd"/>
+      <w:proofErr w:type="gramEnd"/>
+      <w:r>
+        <w:rPr>
+          <w:rFonts w:ascii="Calibri" w:hAnsi="Calibri" w:cs="Calibri"/>
+          <w:b/>
+          <w:bCs/>
+          <w:color w:val="D86DCB" w:themeColor="accent5" w:themeTint="99"/>
+          <w:sz w:val="36"/>
+          <w:szCs w:val="36"/>
+        </w:rPr>
+        <w:t>,</w:t>
+      </w:r>
+    </w:p>
+    <w:p>
+      <w:pPr>
+        <w:jc w:val="both"/>
+        <w:rPr>
+          <w:rFonts w:ascii="Calibri" w:hAnsi="Calibri" w:cs="Calibri"/>
+          <w:b/>
+          <w:bCs/>
+          <w:color w:val="D86DCB" w:themeColor="accent5" w:themeTint="99"/>
+          <w:sz w:val="36"/>
+          <w:szCs w:val="36"/>
+        </w:rPr>
+      </w:pPr>
+      <w:r>
+        <w:rPr>
+          <w:rFonts w:ascii="Calibri" w:hAnsi="Calibri" w:cs="Calibri"/>
+          <w:b/>
+          <w:bCs/>
+          <w:color w:val="D86DCB" w:themeColor="accent5" w:themeTint="99"/>
+          <w:sz w:val="36"/>
+          <w:szCs w:val="36"/>
+        </w:rPr>
+        <w:t xml:space="preserve">  required </w:t>
+      </w:r>
+      <w:proofErr w:type="spellStart"/>
+      <w:proofErr w:type="gramStart"/>
+      <w:r>
+        <w:rPr>
+          <w:rFonts w:ascii="Calibri" w:hAnsi="Calibri" w:cs="Calibri"/>
+          <w:b/>
+          <w:bCs/>
+          <w:color w:val="D86DCB" w:themeColor="accent5" w:themeTint="99"/>
+          <w:sz w:val="36"/>
+          <w:szCs w:val="36"/>
+        </w:rPr>
+        <w:t>this.b</w:t>
+      </w:r>
+      <w:proofErr w:type="spellEnd"/>
+      <w:proofErr w:type="gramEnd"/>
+      <w:r>
+        <w:rPr>
+          <w:rFonts w:ascii="Calibri" w:hAnsi="Calibri" w:cs="Calibri"/>
+          <w:b/>
+          <w:bCs/>
+          <w:color w:val="D86DCB" w:themeColor="accent5" w:themeTint="99"/>
+          <w:sz w:val="36"/>
+          <w:szCs w:val="36"/>
+        </w:rPr>
+        <w:t>,</w:t>
+      </w:r>
+    </w:p>
+    <w:p>
+      <w:pPr>
+        <w:jc w:val="both"/>
+        <w:rPr>
+          <w:rFonts w:ascii="Calibri" w:hAnsi="Calibri" w:cs="Calibri"/>
+          <w:b/>
+          <w:bCs/>
+          <w:color w:val="D86DCB" w:themeColor="accent5" w:themeTint="99"/>
+          <w:sz w:val="36"/>
+          <w:szCs w:val="36"/>
+        </w:rPr>
+      </w:pPr>
+      <w:r>
+        <w:rPr>
+          <w:rFonts w:ascii="Calibri" w:hAnsi="Calibri" w:cs="Calibri"/>
+          <w:b/>
+          <w:bCs/>
+          <w:color w:val="D86DCB" w:themeColor="accent5" w:themeTint="99"/>
+          <w:sz w:val="36"/>
+          <w:szCs w:val="36"/>
+        </w:rPr>
+        <w:t xml:space="preserve">  required </w:t>
+      </w:r>
+      <w:proofErr w:type="spellStart"/>
+      <w:r>
+        <w:rPr>
+          <w:rFonts w:ascii="Calibri" w:hAnsi="Calibri" w:cs="Calibri"/>
+          <w:b/>
+          <w:bCs/>
+          <w:color w:val="D86DCB" w:themeColor="accent5" w:themeTint="99"/>
+          <w:sz w:val="36"/>
+          <w:szCs w:val="36"/>
+        </w:rPr>
+        <w:t>this.c</w:t>
+      </w:r>
+      <w:proofErr w:type="spellEnd"/>
+      <w:r>
+        <w:rPr>
+          <w:rFonts w:ascii="Calibri" w:hAnsi="Calibri" w:cs="Calibri"/>
+          <w:b/>
+          <w:bCs/>
+          <w:color w:val="D86DCB" w:themeColor="accent5" w:themeTint="99"/>
+          <w:sz w:val="36"/>
+          <w:szCs w:val="36"/>
+        </w:rPr>
+        <w:t>,</w:t>
+      </w:r>
+    </w:p>
+    <w:p>
+      <w:pPr>
+        <w:jc w:val="both"/>
+        <w:rPr>
+          <w:rFonts w:ascii="Calibri" w:hAnsi="Calibri" w:cs="Calibri"/>
+          <w:b/>
+          <w:bCs/>
+          <w:color w:val="D86DCB" w:themeColor="accent5" w:themeTint="99"/>
+          <w:sz w:val="36"/>
+          <w:szCs w:val="36"/>
+        </w:rPr>
+      </w:pPr>
+      <w:r>
+        <w:rPr>
+          <w:rFonts w:ascii="Calibri" w:hAnsi="Calibri" w:cs="Calibri"/>
+          <w:b/>
+          <w:bCs/>
+          <w:color w:val="D86DCB" w:themeColor="accent5" w:themeTint="99"/>
+          <w:sz w:val="36"/>
+          <w:szCs w:val="36"/>
+        </w:rPr>
+        <w:t xml:space="preserve">  required </w:t>
+      </w:r>
+      <w:proofErr w:type="spellStart"/>
+      <w:proofErr w:type="gramStart"/>
+      <w:r>
+        <w:rPr>
+          <w:rFonts w:ascii="Calibri" w:hAnsi="Calibri" w:cs="Calibri"/>
+          <w:b/>
+          <w:bCs/>
+          <w:color w:val="D86DCB" w:themeColor="accent5" w:themeTint="99"/>
+          <w:sz w:val="36"/>
+          <w:szCs w:val="36"/>
+        </w:rPr>
+        <w:t>this.d</w:t>
+      </w:r>
+      <w:proofErr w:type="spellEnd"/>
+      <w:proofErr w:type="gramEnd"/>
+      <w:r>
+        <w:rPr>
+          <w:rFonts w:ascii="Calibri" w:hAnsi="Calibri" w:cs="Calibri"/>
+          <w:b/>
+          <w:bCs/>
+          <w:color w:val="D86DCB" w:themeColor="accent5" w:themeTint="99"/>
+          <w:sz w:val="36"/>
+          <w:szCs w:val="36"/>
+        </w:rPr>
+        <w:t>,</w:t>
+      </w:r>
+    </w:p>
+    <w:p>
+      <w:pPr>
+        <w:jc w:val="both"/>
+        <w:rPr>
+          <w:rFonts w:ascii="Calibri" w:hAnsi="Calibri" w:cs="Calibri"/>
+          <w:b/>
+          <w:bCs/>
+          <w:color w:val="D86DCB" w:themeColor="accent5" w:themeTint="99"/>
+          <w:sz w:val="36"/>
+          <w:szCs w:val="36"/>
+        </w:rPr>
+      </w:pPr>
+      <w:r>
+        <w:rPr>
+          <w:rFonts w:ascii="Calibri" w:hAnsi="Calibri" w:cs="Calibri"/>
+          <w:b/>
+          <w:bCs/>
+          <w:color w:val="D86DCB" w:themeColor="accent5" w:themeTint="99"/>
+          <w:sz w:val="36"/>
+          <w:szCs w:val="36"/>
+        </w:rPr>
+        <w:t xml:space="preserve">  required </w:t>
+      </w:r>
+      <w:proofErr w:type="spellStart"/>
+      <w:proofErr w:type="gramStart"/>
+      <w:r>
+        <w:rPr>
+          <w:rFonts w:ascii="Calibri" w:hAnsi="Calibri" w:cs="Calibri"/>
+          <w:b/>
+          <w:bCs/>
+          <w:color w:val="D86DCB" w:themeColor="accent5" w:themeTint="99"/>
+          <w:sz w:val="36"/>
+          <w:szCs w:val="36"/>
+        </w:rPr>
+        <w:t>this.e</w:t>
+      </w:r>
+      <w:proofErr w:type="spellEnd"/>
+      <w:proofErr w:type="gramEnd"/>
+      <w:r>
+        <w:rPr>
+          <w:rFonts w:ascii="Calibri" w:hAnsi="Calibri" w:cs="Calibri"/>
+          <w:b/>
+          <w:bCs/>
+          <w:color w:val="D86DCB" w:themeColor="accent5" w:themeTint="99"/>
+          <w:sz w:val="36"/>
+          <w:szCs w:val="36"/>
+        </w:rPr>
+        <w:t>,</w:t>
       </w:r>
     </w:p>
     <w:p>
@@ -5342,53 +7324,6 @@
           <w:szCs w:val="36"/>
         </w:rPr>
         <w:t>Break</w:t>
-      </w:r>
-    </w:p>
-    <w:p>
-      <w:pPr>
-        <w:rPr>
-          <w:rFonts w:ascii="Calibri" w:hAnsi="Calibri" w:cs="Calibri"/>
-          <w:sz w:val="36"/>
-          <w:szCs w:val="36"/>
-        </w:rPr>
-      </w:pPr>
-    </w:p>
-    <w:p>
-      <w:pPr>
-        <w:rPr>
-          <w:rFonts w:ascii="Calibri" w:hAnsi="Calibri" w:cs="Calibri"/>
-          <w:b/>
-          <w:bCs/>
-          <w:sz w:val="36"/>
-          <w:szCs w:val="36"/>
-        </w:rPr>
-      </w:pPr>
-      <w:r>
-        <w:rPr>
-          <w:rFonts w:ascii="Calibri" w:hAnsi="Calibri" w:cs="Calibri"/>
-          <w:b/>
-          <w:bCs/>
-          <w:sz w:val="36"/>
-          <w:szCs w:val="36"/>
-        </w:rPr>
-        <w:t>Dart Extension Types:</w:t>
-      </w:r>
-    </w:p>
-    <w:p>
-      <w:pPr>
-        <w:rPr>
-          <w:rFonts w:ascii="Calibri" w:hAnsi="Calibri" w:cs="Calibri"/>
-          <w:sz w:val="36"/>
-          <w:szCs w:val="36"/>
-        </w:rPr>
-      </w:pPr>
-      <w:r>
-        <w:rPr>
-          <w:rFonts w:ascii="Calibri" w:hAnsi="Calibri" w:cs="Calibri"/>
-          <w:sz w:val="36"/>
-          <w:szCs w:val="36"/>
-        </w:rPr>
-        <w:t># In Dart 3.12+</w:t>
       </w:r>
     </w:p>
     <w:p>
